--- a/HotSOS_Capstone_Project_Documentation.docx
+++ b/HotSOS_Capstone_Project_Documentation.docx
@@ -5,6 +5,7 @@
     <w:p>
       <w:pPr>
         <w:spacing w:before="100" w:beforeAutospacing="1" w:after="100" w:afterAutospacing="1" w:line="360" w:lineRule="auto"/>
+        <w:jc w:val="both"/>
         <w:outlineLvl w:val="0"/>
         <w:rPr>
           <w:rFonts w:ascii="Century Gothic" w:eastAsia="Times New Roman" w:hAnsi="Century Gothic" w:cs="Times New Roman"/>
@@ -312,6 +313,89 @@
           <w:lang w:eastAsia="en-PH"/>
           <w14:ligatures w14:val="none"/>
         </w:rPr>
+        <w:t xml:space="preserve">Owen </w:t>
+      </w:r>
+      <w:proofErr w:type="spellStart"/>
+      <w:r>
+        <w:rPr>
+          <w:rFonts w:ascii="Century Gothic" w:eastAsia="Times New Roman" w:hAnsi="Century Gothic" w:cs="Times New Roman"/>
+          <w:b/>
+          <w:bCs/>
+          <w:kern w:val="36"/>
+          <w:lang w:eastAsia="en-PH"/>
+          <w14:ligatures w14:val="none"/>
+        </w:rPr>
+        <w:t>Sore</w:t>
+      </w:r>
+      <w:r>
+        <w:rPr>
+          <w:rFonts w:ascii="Century Gothic" w:eastAsia="Times New Roman" w:hAnsi="Century Gothic" w:cs="Times New Roman"/>
+          <w:b/>
+          <w:bCs/>
+          <w:kern w:val="36"/>
+          <w:lang w:eastAsia="en-PH"/>
+          <w14:ligatures w14:val="none"/>
+        </w:rPr>
+        <w:t>ñ</w:t>
+      </w:r>
+      <w:r>
+        <w:rPr>
+          <w:rFonts w:ascii="Century Gothic" w:eastAsia="Times New Roman" w:hAnsi="Century Gothic" w:cs="Times New Roman"/>
+          <w:b/>
+          <w:bCs/>
+          <w:kern w:val="36"/>
+          <w:lang w:eastAsia="en-PH"/>
+          <w14:ligatures w14:val="none"/>
+        </w:rPr>
+        <w:t>o</w:t>
+      </w:r>
+      <w:proofErr w:type="spellEnd"/>
+    </w:p>
+    <w:p>
+      <w:pPr>
+        <w:jc w:val="center"/>
+        <w:rPr>
+          <w:rFonts w:ascii="Century Gothic" w:eastAsia="Times New Roman" w:hAnsi="Century Gothic" w:cs="Times New Roman"/>
+          <w:b/>
+          <w:bCs/>
+          <w:kern w:val="36"/>
+          <w:lang w:eastAsia="en-PH"/>
+          <w14:ligatures w14:val="none"/>
+        </w:rPr>
+      </w:pPr>
+      <w:r>
+        <w:rPr>
+          <w:rFonts w:ascii="Century Gothic" w:eastAsia="Times New Roman" w:hAnsi="Century Gothic" w:cs="Times New Roman"/>
+          <w:b/>
+          <w:bCs/>
+          <w:kern w:val="36"/>
+          <w:lang w:eastAsia="en-PH"/>
+          <w14:ligatures w14:val="none"/>
+        </w:rPr>
+        <w:t>Pamela Navarra</w:t>
+      </w:r>
+    </w:p>
+    <w:p>
+      <w:pPr>
+        <w:jc w:val="center"/>
+        <w:rPr>
+          <w:rFonts w:ascii="Century Gothic" w:eastAsia="Times New Roman" w:hAnsi="Century Gothic" w:cs="Times New Roman"/>
+          <w:b/>
+          <w:bCs/>
+          <w:kern w:val="36"/>
+          <w:lang w:eastAsia="en-PH"/>
+          <w14:ligatures w14:val="none"/>
+        </w:rPr>
+      </w:pPr>
+      <w:r>
+        <w:rPr>
+          <w:rFonts w:ascii="Century Gothic" w:eastAsia="Times New Roman" w:hAnsi="Century Gothic" w:cs="Times New Roman"/>
+          <w:b/>
+          <w:bCs/>
+          <w:kern w:val="36"/>
+          <w:lang w:eastAsia="en-PH"/>
+          <w14:ligatures w14:val="none"/>
+        </w:rPr>
         <w:t>Bachelor of Science in Information Technology</w:t>
       </w:r>
     </w:p>
@@ -330,6 +414,7 @@
     </w:p>
     <w:p>
       <w:pPr>
+        <w:jc w:val="center"/>
         <w:rPr>
           <w:rFonts w:ascii="Century Gothic" w:eastAsia="Times New Roman" w:hAnsi="Century Gothic" w:cs="Times New Roman"/>
           <w:b/>
@@ -344,6 +429,7 @@
     </w:p>
     <w:p>
       <w:pPr>
+        <w:jc w:val="center"/>
         <w:rPr>
           <w:rFonts w:ascii="Century Gothic" w:eastAsia="Times New Roman" w:hAnsi="Century Gothic" w:cs="Times New Roman"/>
           <w:b/>
@@ -358,6 +444,7 @@
     </w:p>
     <w:p>
       <w:pPr>
+        <w:jc w:val="both"/>
         <w:rPr>
           <w:rFonts w:ascii="Century Gothic" w:eastAsia="Times New Roman" w:hAnsi="Century Gothic" w:cs="Times New Roman"/>
           <w:b/>
@@ -413,7 +500,6 @@
           </w14:textOutline>
           <w14:ligatures w14:val="none"/>
         </w:rPr>
-        <w:lastRenderedPageBreak/>
         <w:t>1. Project Overview</w:t>
       </w:r>
     </w:p>
@@ -488,7 +574,7 @@
           <w14:ligatures w14:val="none"/>
         </w:rPr>
         <w:pict w14:anchorId="0B88B3D7">
-          <v:rect id="_x0000_i1389" style="width:0;height:1.5pt" o:hralign="center" o:hrstd="t" o:hr="t" fillcolor="#a0a0a0" stroked="f"/>
+          <v:rect id="_x0000_i1025" style="width:0;height:1.5pt" o:hralign="center" o:hrstd="t" o:hr="t" fillcolor="#a0a0a0" stroked="f"/>
         </w:pict>
       </w:r>
     </w:p>
@@ -978,6 +1064,7 @@
           <w:lang w:eastAsia="en-PH"/>
           <w14:ligatures w14:val="none"/>
         </w:rPr>
+        <w:lastRenderedPageBreak/>
         <w:t>@supabase/supabase-js</w:t>
       </w:r>
       <w:r>
@@ -1020,7 +1107,6 @@
           <w:lang w:eastAsia="en-PH"/>
           <w14:ligatures w14:val="none"/>
         </w:rPr>
-        <w:lastRenderedPageBreak/>
         <w:t>base64-arraybuffer</w:t>
       </w:r>
       <w:r>
@@ -1264,7 +1350,7 @@
           <w14:ligatures w14:val="none"/>
         </w:rPr>
         <w:pict w14:anchorId="16680757">
-          <v:rect id="_x0000_i1394" style="width:0;height:1.5pt" o:hralign="center" o:hrstd="t" o:hr="t" fillcolor="#a0a0a0" stroked="f"/>
+          <v:rect id="_x0000_i1026" style="width:0;height:1.5pt" o:hralign="center" o:hrstd="t" o:hr="t" fillcolor="#a0a0a0" stroked="f"/>
         </w:pict>
       </w:r>
     </w:p>
@@ -2426,7 +2512,7 @@
           <w14:ligatures w14:val="none"/>
         </w:rPr>
         <w:pict w14:anchorId="2FEE4BFB">
-          <v:rect id="_x0000_i1393" style="width:0;height:1.5pt" o:hralign="center" o:hrstd="t" o:hr="t" fillcolor="#a0a0a0" stroked="f"/>
+          <v:rect id="_x0000_i1027" style="width:0;height:1.5pt" o:hralign="center" o:hrstd="t" o:hr="t" fillcolor="#a0a0a0" stroked="f"/>
         </w:pict>
       </w:r>
     </w:p>
@@ -4069,7 +4155,7 @@
           <w14:ligatures w14:val="none"/>
         </w:rPr>
         <w:pict w14:anchorId="63E59893">
-          <v:rect id="_x0000_i1392" style="width:0;height:1.5pt" o:hralign="center" o:hrstd="t" o:hr="t" fillcolor="#a0a0a0" stroked="f"/>
+          <v:rect id="_x0000_i1028" style="width:0;height:1.5pt" o:hralign="center" o:hrstd="t" o:hr="t" fillcolor="#a0a0a0" stroked="f"/>
         </w:pict>
       </w:r>
     </w:p>
@@ -4512,7 +4598,7 @@
           <w14:ligatures w14:val="none"/>
         </w:rPr>
         <w:pict w14:anchorId="7A1B28AC">
-          <v:rect id="_x0000_i1391" style="width:0;height:1.5pt" o:hralign="center" o:hrstd="t" o:hr="t" fillcolor="#a0a0a0" stroked="f"/>
+          <v:rect id="_x0000_i1029" style="width:0;height:1.5pt" o:hralign="center" o:hrstd="t" o:hr="t" fillcolor="#a0a0a0" stroked="f"/>
         </w:pict>
       </w:r>
     </w:p>
@@ -5680,7 +5766,7 @@
           <w14:ligatures w14:val="none"/>
         </w:rPr>
         <w:pict w14:anchorId="7EF4568D">
-          <v:rect id="_x0000_i1390" style="width:0;height:1.5pt" o:hralign="center" o:hrstd="t" o:hr="t" fillcolor="#a0a0a0" stroked="f"/>
+          <v:rect id="_x0000_i1030" style="width:0;height:1.5pt" o:hralign="center" o:hrstd="t" o:hr="t" fillcolor="#a0a0a0" stroked="f"/>
         </w:pict>
       </w:r>
     </w:p>
@@ -6739,7 +6825,1741 @@
     </w:p>
     <w:p>
       <w:pPr>
-        <w:spacing w:line="360" w:lineRule="auto"/>
+        <w:tabs>
+          <w:tab w:val="left" w:pos="916"/>
+          <w:tab w:val="left" w:pos="1832"/>
+          <w:tab w:val="left" w:pos="2748"/>
+          <w:tab w:val="left" w:pos="3664"/>
+          <w:tab w:val="left" w:pos="4580"/>
+          <w:tab w:val="left" w:pos="5496"/>
+          <w:tab w:val="left" w:pos="6412"/>
+          <w:tab w:val="left" w:pos="7328"/>
+          <w:tab w:val="left" w:pos="8244"/>
+          <w:tab w:val="left" w:pos="9160"/>
+          <w:tab w:val="left" w:pos="10076"/>
+          <w:tab w:val="left" w:pos="10992"/>
+          <w:tab w:val="left" w:pos="11908"/>
+          <w:tab w:val="left" w:pos="12824"/>
+          <w:tab w:val="left" w:pos="13740"/>
+          <w:tab w:val="left" w:pos="14656"/>
+        </w:tabs>
+        <w:spacing w:after="0" w:line="360" w:lineRule="auto"/>
+        <w:jc w:val="both"/>
+        <w:rPr>
+          <w:rFonts w:ascii="Century Gothic" w:eastAsia="Times New Roman" w:hAnsi="Century Gothic" w:cs="Courier New"/>
+          <w:kern w:val="0"/>
+          <w:sz w:val="20"/>
+          <w:szCs w:val="20"/>
+          <w:lang w:eastAsia="en-PH"/>
+          <w14:ligatures w14:val="none"/>
+        </w:rPr>
+      </w:pPr>
+    </w:p>
+    <w:p>
+      <w:pPr>
+        <w:tabs>
+          <w:tab w:val="left" w:pos="916"/>
+          <w:tab w:val="left" w:pos="1832"/>
+          <w:tab w:val="left" w:pos="2748"/>
+          <w:tab w:val="left" w:pos="3664"/>
+          <w:tab w:val="left" w:pos="4580"/>
+          <w:tab w:val="left" w:pos="5496"/>
+          <w:tab w:val="left" w:pos="6412"/>
+          <w:tab w:val="left" w:pos="7328"/>
+          <w:tab w:val="left" w:pos="8244"/>
+          <w:tab w:val="left" w:pos="9160"/>
+          <w:tab w:val="left" w:pos="10076"/>
+          <w:tab w:val="left" w:pos="10992"/>
+          <w:tab w:val="left" w:pos="11908"/>
+          <w:tab w:val="left" w:pos="12824"/>
+          <w:tab w:val="left" w:pos="13740"/>
+          <w:tab w:val="left" w:pos="14656"/>
+        </w:tabs>
+        <w:spacing w:after="0" w:line="360" w:lineRule="auto"/>
+        <w:jc w:val="both"/>
+        <w:rPr>
+          <w:rFonts w:ascii="Century Gothic" w:eastAsia="Times New Roman" w:hAnsi="Century Gothic" w:cs="Courier New"/>
+          <w:kern w:val="0"/>
+          <w:sz w:val="20"/>
+          <w:szCs w:val="20"/>
+          <w:lang w:eastAsia="en-PH"/>
+          <w14:ligatures w14:val="none"/>
+        </w:rPr>
+      </w:pPr>
+    </w:p>
+    <w:p>
+      <w:pPr>
+        <w:tabs>
+          <w:tab w:val="left" w:pos="916"/>
+          <w:tab w:val="left" w:pos="1832"/>
+          <w:tab w:val="left" w:pos="2748"/>
+          <w:tab w:val="left" w:pos="3664"/>
+          <w:tab w:val="left" w:pos="4580"/>
+          <w:tab w:val="left" w:pos="5496"/>
+          <w:tab w:val="left" w:pos="6412"/>
+          <w:tab w:val="left" w:pos="7328"/>
+          <w:tab w:val="left" w:pos="8244"/>
+          <w:tab w:val="left" w:pos="9160"/>
+          <w:tab w:val="left" w:pos="10076"/>
+          <w:tab w:val="left" w:pos="10992"/>
+          <w:tab w:val="left" w:pos="11908"/>
+          <w:tab w:val="left" w:pos="12824"/>
+          <w:tab w:val="left" w:pos="13740"/>
+          <w:tab w:val="left" w:pos="14656"/>
+        </w:tabs>
+        <w:spacing w:after="0" w:line="360" w:lineRule="auto"/>
+        <w:jc w:val="both"/>
+        <w:rPr>
+          <w:rFonts w:ascii="Century Gothic" w:eastAsia="Times New Roman" w:hAnsi="Century Gothic" w:cs="Times New Roman"/>
+          <w:b/>
+          <w:bCs/>
+          <w:color w:val="4472C4" w:themeColor="accent1"/>
+          <w:kern w:val="0"/>
+          <w:sz w:val="36"/>
+          <w:szCs w:val="36"/>
+          <w:lang w:eastAsia="en-PH"/>
+          <w14:textOutline w14:w="11112" w14:cap="flat" w14:cmpd="sng" w14:algn="ctr">
+            <w14:solidFill>
+              <w14:schemeClr w14:val="accent1"/>
+            </w14:solidFill>
+            <w14:prstDash w14:val="solid"/>
+            <w14:round/>
+          </w14:textOutline>
+          <w14:ligatures w14:val="none"/>
+        </w:rPr>
+      </w:pPr>
+      <w:r>
+        <w:rPr>
+          <w:rFonts w:ascii="Century Gothic" w:eastAsia="Times New Roman" w:hAnsi="Century Gothic" w:cs="Times New Roman"/>
+          <w:b/>
+          <w:bCs/>
+          <w:color w:val="4472C4" w:themeColor="accent1"/>
+          <w:kern w:val="0"/>
+          <w:sz w:val="36"/>
+          <w:szCs w:val="36"/>
+          <w:lang w:eastAsia="en-PH"/>
+          <w14:textOutline w14:w="11112" w14:cap="flat" w14:cmpd="sng" w14:algn="ctr">
+            <w14:solidFill>
+              <w14:schemeClr w14:val="accent1"/>
+            </w14:solidFill>
+            <w14:prstDash w14:val="solid"/>
+            <w14:round/>
+          </w14:textOutline>
+          <w14:ligatures w14:val="none"/>
+        </w:rPr>
+        <w:t xml:space="preserve">8. </w:t>
+      </w:r>
+      <w:r>
+        <w:rPr>
+          <w:rFonts w:ascii="Century Gothic" w:eastAsia="Times New Roman" w:hAnsi="Century Gothic" w:cs="Times New Roman"/>
+          <w:b/>
+          <w:bCs/>
+          <w:color w:val="4472C4" w:themeColor="accent1"/>
+          <w:kern w:val="0"/>
+          <w:sz w:val="36"/>
+          <w:szCs w:val="36"/>
+          <w:lang w:eastAsia="en-PH"/>
+          <w14:textOutline w14:w="11112" w14:cap="flat" w14:cmpd="sng" w14:algn="ctr">
+            <w14:solidFill>
+              <w14:schemeClr w14:val="accent1"/>
+            </w14:solidFill>
+            <w14:prstDash w14:val="solid"/>
+            <w14:round/>
+          </w14:textOutline>
+          <w14:ligatures w14:val="none"/>
+        </w:rPr>
+        <w:t xml:space="preserve"> Technical Limitations and Boundaries</w:t>
+      </w:r>
+    </w:p>
+    <w:p>
+      <w:pPr>
+        <w:jc w:val="both"/>
+        <w:rPr>
+          <w:rFonts w:ascii="Century Gothic" w:eastAsia="Times New Roman" w:hAnsi="Century Gothic" w:cs="Courier New"/>
+          <w:kern w:val="0"/>
+          <w:sz w:val="20"/>
+          <w:szCs w:val="20"/>
+          <w:lang w:eastAsia="en-PH"/>
+          <w14:ligatures w14:val="none"/>
+        </w:rPr>
+      </w:pPr>
+      <w:r>
+        <w:rPr>
+          <w:rFonts w:ascii="Century Gothic" w:eastAsia="Times New Roman" w:hAnsi="Century Gothic" w:cs="Courier New"/>
+          <w:kern w:val="0"/>
+          <w:sz w:val="20"/>
+          <w:szCs w:val="20"/>
+          <w:lang w:eastAsia="en-PH"/>
+          <w14:ligatures w14:val="none"/>
+        </w:rPr>
+        <w:t xml:space="preserve">As a capstone project utilizing a Backend-as-a-Service (BaaS) architecture, the </w:t>
+      </w:r>
+      <w:proofErr w:type="spellStart"/>
+      <w:r>
+        <w:rPr>
+          <w:rFonts w:ascii="Century Gothic" w:eastAsia="Times New Roman" w:hAnsi="Century Gothic" w:cs="Courier New"/>
+          <w:kern w:val="0"/>
+          <w:sz w:val="20"/>
+          <w:szCs w:val="20"/>
+          <w:lang w:eastAsia="en-PH"/>
+          <w14:ligatures w14:val="none"/>
+        </w:rPr>
+        <w:t>HotSOS</w:t>
+      </w:r>
+      <w:proofErr w:type="spellEnd"/>
+      <w:r>
+        <w:rPr>
+          <w:rFonts w:ascii="Century Gothic" w:eastAsia="Times New Roman" w:hAnsi="Century Gothic" w:cs="Courier New"/>
+          <w:kern w:val="0"/>
+          <w:sz w:val="20"/>
+          <w:szCs w:val="20"/>
+          <w:lang w:eastAsia="en-PH"/>
+          <w14:ligatures w14:val="none"/>
+        </w:rPr>
+        <w:t xml:space="preserve"> system operates within several practical and technical constraints. These limitations are inherent to the chosen technologies and development environment.</w:t>
+      </w:r>
+    </w:p>
+    <w:p>
+      <w:pPr>
+        <w:jc w:val="both"/>
+        <w:rPr>
+          <w:rFonts w:ascii="Century Gothic" w:eastAsia="Times New Roman" w:hAnsi="Century Gothic" w:cs="Courier New"/>
+          <w:kern w:val="0"/>
+          <w:sz w:val="20"/>
+          <w:szCs w:val="20"/>
+          <w:lang w:eastAsia="en-PH"/>
+          <w14:ligatures w14:val="none"/>
+        </w:rPr>
+      </w:pPr>
+    </w:p>
+    <w:p>
+      <w:pPr>
+        <w:jc w:val="both"/>
+        <w:rPr>
+          <w:rFonts w:ascii="Century Gothic" w:eastAsia="Times New Roman" w:hAnsi="Century Gothic" w:cs="Courier New"/>
+          <w:kern w:val="0"/>
+          <w:sz w:val="20"/>
+          <w:szCs w:val="20"/>
+          <w:lang w:eastAsia="en-PH"/>
+          <w14:ligatures w14:val="none"/>
+        </w:rPr>
+      </w:pPr>
+      <w:r>
+        <w:rPr>
+          <w:rFonts w:ascii="Century Gothic" w:eastAsia="Times New Roman" w:hAnsi="Century Gothic" w:cs="Times New Roman"/>
+          <w:b/>
+          <w:bCs/>
+          <w:color w:val="EE0000"/>
+          <w:kern w:val="0"/>
+          <w:sz w:val="26"/>
+          <w:szCs w:val="26"/>
+          <w:lang w:eastAsia="en-PH"/>
+          <w14:textOutline w14:w="11112" w14:cap="flat" w14:cmpd="sng" w14:algn="ctr">
+            <w14:solidFill>
+              <w14:schemeClr w14:val="bg1"/>
+            </w14:solidFill>
+            <w14:prstDash w14:val="solid"/>
+            <w14:round/>
+          </w14:textOutline>
+          <w14:ligatures w14:val="none"/>
+        </w:rPr>
+        <w:t>1. Expo Go “SDK 53” Native Constraint</w:t>
+      </w:r>
+      <w:r>
+        <w:rPr>
+          <w:rFonts w:ascii="Century Gothic" w:eastAsia="Times New Roman" w:hAnsi="Century Gothic" w:cs="Times New Roman"/>
+          <w:b/>
+          <w:bCs/>
+          <w:color w:val="EE0000"/>
+          <w:kern w:val="0"/>
+          <w:sz w:val="26"/>
+          <w:szCs w:val="26"/>
+          <w:lang w:eastAsia="en-PH"/>
+          <w14:textOutline w14:w="11112" w14:cap="flat" w14:cmpd="sng" w14:algn="ctr">
+            <w14:solidFill>
+              <w14:schemeClr w14:val="bg1"/>
+            </w14:solidFill>
+            <w14:prstDash w14:val="solid"/>
+            <w14:round/>
+          </w14:textOutline>
+          <w14:ligatures w14:val="none"/>
+        </w:rPr>
+        <w:t xml:space="preserve"> </w:t>
+      </w:r>
+    </w:p>
+    <w:p>
+      <w:pPr>
+        <w:jc w:val="both"/>
+        <w:rPr>
+          <w:rFonts w:ascii="Century Gothic" w:eastAsia="Times New Roman" w:hAnsi="Century Gothic" w:cs="Courier New"/>
+          <w:kern w:val="0"/>
+          <w:sz w:val="20"/>
+          <w:szCs w:val="20"/>
+          <w:lang w:eastAsia="en-PH"/>
+          <w14:ligatures w14:val="none"/>
+        </w:rPr>
+      </w:pPr>
+    </w:p>
+    <w:p>
+      <w:pPr>
+        <w:jc w:val="both"/>
+        <w:rPr>
+          <w:rFonts w:ascii="Century Gothic" w:eastAsia="Times New Roman" w:hAnsi="Century Gothic" w:cs="Courier New"/>
+          <w:color w:val="4472C4" w:themeColor="accent1"/>
+          <w:kern w:val="0"/>
+          <w:sz w:val="20"/>
+          <w:szCs w:val="20"/>
+          <w:lang w:eastAsia="en-PH"/>
+          <w14:shadow w14:blurRad="38100" w14:dist="25400" w14:dir="5400000" w14:sx="100000" w14:sy="100000" w14:kx="0" w14:ky="0" w14:algn="ctr">
+            <w14:srgbClr w14:val="6E747A">
+              <w14:alpha w14:val="57000"/>
+            </w14:srgbClr>
+          </w14:shadow>
+          <w14:textOutline w14:w="0" w14:cap="flat" w14:cmpd="sng" w14:algn="ctr">
+            <w14:noFill/>
+            <w14:prstDash w14:val="solid"/>
+            <w14:round/>
+          </w14:textOutline>
+          <w14:ligatures w14:val="none"/>
+        </w:rPr>
+      </w:pPr>
+      <w:r>
+        <w:rPr>
+          <w:rFonts w:ascii="Century Gothic" w:eastAsia="Times New Roman" w:hAnsi="Century Gothic" w:cs="Courier New"/>
+          <w:color w:val="4472C4" w:themeColor="accent1"/>
+          <w:kern w:val="0"/>
+          <w:sz w:val="20"/>
+          <w:szCs w:val="20"/>
+          <w:lang w:eastAsia="en-PH"/>
+          <w14:shadow w14:blurRad="38100" w14:dist="25400" w14:dir="5400000" w14:sx="100000" w14:sy="100000" w14:kx="0" w14:ky="0" w14:algn="ctr">
+            <w14:srgbClr w14:val="6E747A">
+              <w14:alpha w14:val="57000"/>
+            </w14:srgbClr>
+          </w14:shadow>
+          <w14:textOutline w14:w="0" w14:cap="flat" w14:cmpd="sng" w14:algn="ctr">
+            <w14:noFill/>
+            <w14:prstDash w14:val="solid"/>
+            <w14:round/>
+          </w14:textOutline>
+          <w14:ligatures w14:val="none"/>
+        </w:rPr>
+        <w:t>Limitation</w:t>
+      </w:r>
+    </w:p>
+    <w:p>
+      <w:pPr>
+        <w:jc w:val="both"/>
+        <w:rPr>
+          <w:rFonts w:ascii="Century Gothic" w:eastAsia="Times New Roman" w:hAnsi="Century Gothic" w:cs="Courier New"/>
+          <w:kern w:val="0"/>
+          <w:sz w:val="20"/>
+          <w:szCs w:val="20"/>
+          <w:lang w:eastAsia="en-PH"/>
+          <w14:ligatures w14:val="none"/>
+        </w:rPr>
+      </w:pPr>
+      <w:r>
+        <w:rPr>
+          <w:rFonts w:ascii="Century Gothic" w:eastAsia="Times New Roman" w:hAnsi="Century Gothic" w:cs="Courier New"/>
+          <w:kern w:val="0"/>
+          <w:sz w:val="20"/>
+          <w:szCs w:val="20"/>
+          <w:lang w:eastAsia="en-PH"/>
+          <w14:ligatures w14:val="none"/>
+        </w:rPr>
+        <w:t>Push notification functionality cannot be tested within the standard Expo Go application.</w:t>
+      </w:r>
+    </w:p>
+    <w:p>
+      <w:pPr>
+        <w:jc w:val="both"/>
+        <w:rPr>
+          <w:rFonts w:ascii="Century Gothic" w:eastAsia="Times New Roman" w:hAnsi="Century Gothic" w:cs="Courier New"/>
+          <w:kern w:val="0"/>
+          <w:sz w:val="20"/>
+          <w:szCs w:val="20"/>
+          <w:lang w:eastAsia="en-PH"/>
+          <w14:ligatures w14:val="none"/>
+        </w:rPr>
+      </w:pPr>
+    </w:p>
+    <w:p>
+      <w:pPr>
+        <w:jc w:val="both"/>
+        <w:rPr>
+          <w:rFonts w:ascii="Century Gothic" w:eastAsia="Times New Roman" w:hAnsi="Century Gothic" w:cs="Courier New"/>
+          <w:color w:val="4472C4" w:themeColor="accent1"/>
+          <w:kern w:val="0"/>
+          <w:sz w:val="20"/>
+          <w:szCs w:val="20"/>
+          <w:lang w:eastAsia="en-PH"/>
+          <w14:shadow w14:blurRad="38100" w14:dist="25400" w14:dir="5400000" w14:sx="100000" w14:sy="100000" w14:kx="0" w14:ky="0" w14:algn="ctr">
+            <w14:srgbClr w14:val="6E747A">
+              <w14:alpha w14:val="57000"/>
+            </w14:srgbClr>
+          </w14:shadow>
+          <w14:textOutline w14:w="0" w14:cap="flat" w14:cmpd="sng" w14:algn="ctr">
+            <w14:noFill/>
+            <w14:prstDash w14:val="solid"/>
+            <w14:round/>
+          </w14:textOutline>
+          <w14:ligatures w14:val="none"/>
+        </w:rPr>
+      </w:pPr>
+      <w:r>
+        <w:rPr>
+          <w:rFonts w:ascii="Century Gothic" w:eastAsia="Times New Roman" w:hAnsi="Century Gothic" w:cs="Courier New"/>
+          <w:color w:val="4472C4" w:themeColor="accent1"/>
+          <w:kern w:val="0"/>
+          <w:sz w:val="20"/>
+          <w:szCs w:val="20"/>
+          <w:lang w:eastAsia="en-PH"/>
+          <w14:shadow w14:blurRad="38100" w14:dist="25400" w14:dir="5400000" w14:sx="100000" w14:sy="100000" w14:kx="0" w14:ky="0" w14:algn="ctr">
+            <w14:srgbClr w14:val="6E747A">
+              <w14:alpha w14:val="57000"/>
+            </w14:srgbClr>
+          </w14:shadow>
+          <w14:textOutline w14:w="0" w14:cap="flat" w14:cmpd="sng" w14:algn="ctr">
+            <w14:noFill/>
+            <w14:prstDash w14:val="solid"/>
+            <w14:round/>
+          </w14:textOutline>
+          <w14:ligatures w14:val="none"/>
+        </w:rPr>
+        <w:t>Technical Context</w:t>
+      </w:r>
+    </w:p>
+    <w:p>
+      <w:pPr>
+        <w:jc w:val="both"/>
+        <w:rPr>
+          <w:rFonts w:ascii="Century Gothic" w:eastAsia="Times New Roman" w:hAnsi="Century Gothic" w:cs="Courier New"/>
+          <w:kern w:val="0"/>
+          <w:sz w:val="20"/>
+          <w:szCs w:val="20"/>
+          <w:lang w:eastAsia="en-PH"/>
+          <w14:ligatures w14:val="none"/>
+        </w:rPr>
+      </w:pPr>
+      <w:r>
+        <w:rPr>
+          <w:rFonts w:ascii="Century Gothic" w:eastAsia="Times New Roman" w:hAnsi="Century Gothic" w:cs="Courier New"/>
+          <w:kern w:val="0"/>
+          <w:sz w:val="20"/>
+          <w:szCs w:val="20"/>
+          <w:lang w:eastAsia="en-PH"/>
+          <w14:ligatures w14:val="none"/>
+        </w:rPr>
+        <w:t>Starting from Expo SDK 53, native push notification entitlements were removed from the Expo Go sandbox environment due to security considerations. As a result, developers can no longer rely on Expo Go for testing features that require native integration, such as push notifications.</w:t>
+      </w:r>
+    </w:p>
+    <w:p>
+      <w:pPr>
+        <w:jc w:val="both"/>
+        <w:rPr>
+          <w:rFonts w:ascii="Century Gothic" w:eastAsia="Times New Roman" w:hAnsi="Century Gothic" w:cs="Courier New"/>
+          <w:kern w:val="0"/>
+          <w:sz w:val="20"/>
+          <w:szCs w:val="20"/>
+          <w:lang w:eastAsia="en-PH"/>
+          <w14:ligatures w14:val="none"/>
+        </w:rPr>
+      </w:pPr>
+    </w:p>
+    <w:p>
+      <w:pPr>
+        <w:jc w:val="both"/>
+        <w:rPr>
+          <w:rFonts w:ascii="Century Gothic" w:eastAsia="Times New Roman" w:hAnsi="Century Gothic" w:cs="Courier New"/>
+          <w:color w:val="4472C4" w:themeColor="accent1"/>
+          <w:kern w:val="0"/>
+          <w:sz w:val="20"/>
+          <w:szCs w:val="20"/>
+          <w:lang w:eastAsia="en-PH"/>
+          <w14:shadow w14:blurRad="38100" w14:dist="25400" w14:dir="5400000" w14:sx="100000" w14:sy="100000" w14:kx="0" w14:ky="0" w14:algn="ctr">
+            <w14:srgbClr w14:val="6E747A">
+              <w14:alpha w14:val="57000"/>
+            </w14:srgbClr>
+          </w14:shadow>
+          <w14:textOutline w14:w="0" w14:cap="flat" w14:cmpd="sng" w14:algn="ctr">
+            <w14:noFill/>
+            <w14:prstDash w14:val="solid"/>
+            <w14:round/>
+          </w14:textOutline>
+          <w14:ligatures w14:val="none"/>
+        </w:rPr>
+      </w:pPr>
+      <w:r>
+        <w:rPr>
+          <w:rFonts w:ascii="Century Gothic" w:eastAsia="Times New Roman" w:hAnsi="Century Gothic" w:cs="Courier New"/>
+          <w:color w:val="4472C4" w:themeColor="accent1"/>
+          <w:kern w:val="0"/>
+          <w:sz w:val="20"/>
+          <w:szCs w:val="20"/>
+          <w:lang w:eastAsia="en-PH"/>
+          <w14:shadow w14:blurRad="38100" w14:dist="25400" w14:dir="5400000" w14:sx="100000" w14:sy="100000" w14:kx="0" w14:ky="0" w14:algn="ctr">
+            <w14:srgbClr w14:val="6E747A">
+              <w14:alpha w14:val="57000"/>
+            </w14:srgbClr>
+          </w14:shadow>
+          <w14:textOutline w14:w="0" w14:cap="flat" w14:cmpd="sng" w14:algn="ctr">
+            <w14:noFill/>
+            <w14:prstDash w14:val="solid"/>
+            <w14:round/>
+          </w14:textOutline>
+          <w14:ligatures w14:val="none"/>
+        </w:rPr>
+        <w:t>Solution</w:t>
+      </w:r>
+    </w:p>
+    <w:p>
+      <w:pPr>
+        <w:jc w:val="both"/>
+        <w:rPr>
+          <w:rFonts w:ascii="Century Gothic" w:eastAsia="Times New Roman" w:hAnsi="Century Gothic" w:cs="Courier New"/>
+          <w:kern w:val="0"/>
+          <w:sz w:val="20"/>
+          <w:szCs w:val="20"/>
+          <w:lang w:eastAsia="en-PH"/>
+          <w14:ligatures w14:val="none"/>
+        </w:rPr>
+      </w:pPr>
+      <w:r>
+        <w:rPr>
+          <w:rFonts w:ascii="Century Gothic" w:eastAsia="Times New Roman" w:hAnsi="Century Gothic" w:cs="Courier New"/>
+          <w:kern w:val="0"/>
+          <w:sz w:val="20"/>
+          <w:szCs w:val="20"/>
+          <w:lang w:eastAsia="en-PH"/>
+          <w14:ligatures w14:val="none"/>
+        </w:rPr>
+        <w:t>To address this limitation, testing must be performed using a Custom Development Client. This can be generated using the following command:</w:t>
+      </w:r>
+    </w:p>
+    <w:p>
+      <w:pPr>
+        <w:jc w:val="both"/>
+        <w:rPr>
+          <w:rFonts w:ascii="Century Gothic" w:eastAsia="Times New Roman" w:hAnsi="Century Gothic" w:cs="Courier New"/>
+          <w:kern w:val="0"/>
+          <w:sz w:val="20"/>
+          <w:szCs w:val="20"/>
+          <w:lang w:eastAsia="en-PH"/>
+          <w14:ligatures w14:val="none"/>
+        </w:rPr>
+      </w:pPr>
+    </w:p>
+    <w:p>
+      <w:pPr>
+        <w:jc w:val="both"/>
+        <w:rPr>
+          <w:rFonts w:ascii="Century Gothic" w:eastAsia="Times New Roman" w:hAnsi="Century Gothic" w:cs="Courier New"/>
+          <w:kern w:val="0"/>
+          <w:sz w:val="20"/>
+          <w:szCs w:val="20"/>
+          <w:lang w:eastAsia="en-PH"/>
+          <w14:ligatures w14:val="none"/>
+        </w:rPr>
+      </w:pPr>
+      <w:proofErr w:type="spellStart"/>
+      <w:r>
+        <w:rPr>
+          <w:rFonts w:ascii="Century Gothic" w:eastAsia="Times New Roman" w:hAnsi="Century Gothic" w:cs="Courier New"/>
+          <w:kern w:val="0"/>
+          <w:sz w:val="20"/>
+          <w:szCs w:val="20"/>
+          <w:lang w:eastAsia="en-PH"/>
+          <w14:ligatures w14:val="none"/>
+        </w:rPr>
+        <w:lastRenderedPageBreak/>
+        <w:t>npx</w:t>
+      </w:r>
+      <w:proofErr w:type="spellEnd"/>
+      <w:r>
+        <w:rPr>
+          <w:rFonts w:ascii="Century Gothic" w:eastAsia="Times New Roman" w:hAnsi="Century Gothic" w:cs="Courier New"/>
+          <w:kern w:val="0"/>
+          <w:sz w:val="20"/>
+          <w:szCs w:val="20"/>
+          <w:lang w:eastAsia="en-PH"/>
+          <w14:ligatures w14:val="none"/>
+        </w:rPr>
+        <w:t xml:space="preserve"> </w:t>
+      </w:r>
+      <w:proofErr w:type="spellStart"/>
+      <w:r>
+        <w:rPr>
+          <w:rFonts w:ascii="Century Gothic" w:eastAsia="Times New Roman" w:hAnsi="Century Gothic" w:cs="Courier New"/>
+          <w:kern w:val="0"/>
+          <w:sz w:val="20"/>
+          <w:szCs w:val="20"/>
+          <w:lang w:eastAsia="en-PH"/>
+          <w14:ligatures w14:val="none"/>
+        </w:rPr>
+        <w:t>eas</w:t>
+      </w:r>
+      <w:proofErr w:type="spellEnd"/>
+      <w:r>
+        <w:rPr>
+          <w:rFonts w:ascii="Century Gothic" w:eastAsia="Times New Roman" w:hAnsi="Century Gothic" w:cs="Courier New"/>
+          <w:kern w:val="0"/>
+          <w:sz w:val="20"/>
+          <w:szCs w:val="20"/>
+          <w:lang w:eastAsia="en-PH"/>
+          <w14:ligatures w14:val="none"/>
+        </w:rPr>
+        <w:t xml:space="preserve"> build --profile development --platform android</w:t>
+      </w:r>
+    </w:p>
+    <w:p>
+      <w:pPr>
+        <w:jc w:val="both"/>
+        <w:rPr>
+          <w:rFonts w:ascii="Century Gothic" w:eastAsia="Times New Roman" w:hAnsi="Century Gothic" w:cs="Courier New"/>
+          <w:kern w:val="0"/>
+          <w:sz w:val="20"/>
+          <w:szCs w:val="20"/>
+          <w:lang w:eastAsia="en-PH"/>
+          <w14:ligatures w14:val="none"/>
+        </w:rPr>
+      </w:pPr>
+    </w:p>
+    <w:p>
+      <w:pPr>
+        <w:jc w:val="both"/>
+        <w:rPr>
+          <w:rFonts w:ascii="Century Gothic" w:eastAsia="Times New Roman" w:hAnsi="Century Gothic" w:cs="Courier New"/>
+          <w:kern w:val="0"/>
+          <w:sz w:val="20"/>
+          <w:szCs w:val="20"/>
+          <w:lang w:eastAsia="en-PH"/>
+          <w14:ligatures w14:val="none"/>
+        </w:rPr>
+      </w:pPr>
+      <w:r>
+        <w:rPr>
+          <w:rFonts w:ascii="Century Gothic" w:eastAsia="Times New Roman" w:hAnsi="Century Gothic" w:cs="Courier New"/>
+          <w:kern w:val="0"/>
+          <w:sz w:val="20"/>
+          <w:szCs w:val="20"/>
+          <w:lang w:eastAsia="en-PH"/>
+          <w14:ligatures w14:val="none"/>
+        </w:rPr>
+        <w:t>The resulting APK file includes the necessary native push notification configurations and credentials defined in the Expo Dashboard. This allows the device to directly communicate with Google’s push messaging infrastructure without relying on the Expo Go sandbox environment.</w:t>
+      </w:r>
+    </w:p>
+    <w:p>
+      <w:pPr>
+        <w:jc w:val="both"/>
+        <w:rPr>
+          <w:rFonts w:ascii="Century Gothic" w:eastAsia="Times New Roman" w:hAnsi="Century Gothic" w:cs="Courier New"/>
+          <w:kern w:val="0"/>
+          <w:sz w:val="20"/>
+          <w:szCs w:val="20"/>
+          <w:lang w:eastAsia="en-PH"/>
+          <w14:ligatures w14:val="none"/>
+        </w:rPr>
+      </w:pPr>
+    </w:p>
+    <w:p>
+      <w:pPr>
+        <w:jc w:val="both"/>
+        <w:rPr>
+          <w:rFonts w:ascii="Century Gothic" w:eastAsia="Times New Roman" w:hAnsi="Century Gothic" w:cs="Courier New"/>
+          <w:kern w:val="0"/>
+          <w:sz w:val="20"/>
+          <w:szCs w:val="20"/>
+          <w:lang w:eastAsia="en-PH"/>
+          <w14:ligatures w14:val="none"/>
+        </w:rPr>
+      </w:pPr>
+      <w:r>
+        <w:rPr>
+          <w:rFonts w:ascii="Century Gothic" w:eastAsia="Times New Roman" w:hAnsi="Century Gothic" w:cs="Times New Roman"/>
+          <w:b/>
+          <w:bCs/>
+          <w:color w:val="EE0000"/>
+          <w:kern w:val="0"/>
+          <w:sz w:val="26"/>
+          <w:szCs w:val="26"/>
+          <w:lang w:eastAsia="en-PH"/>
+          <w14:textOutline w14:w="11112" w14:cap="flat" w14:cmpd="sng" w14:algn="ctr">
+            <w14:solidFill>
+              <w14:schemeClr w14:val="bg1"/>
+            </w14:solidFill>
+            <w14:prstDash w14:val="solid"/>
+            <w14:round/>
+          </w14:textOutline>
+          <w14:ligatures w14:val="none"/>
+        </w:rPr>
+        <w:t>2. Mandatory Network Connectivity</w:t>
+      </w:r>
+    </w:p>
+    <w:p>
+      <w:pPr>
+        <w:jc w:val="both"/>
+        <w:rPr>
+          <w:rFonts w:ascii="Century Gothic" w:eastAsia="Times New Roman" w:hAnsi="Century Gothic" w:cs="Courier New"/>
+          <w:color w:val="4472C4" w:themeColor="accent1"/>
+          <w:kern w:val="0"/>
+          <w:sz w:val="20"/>
+          <w:szCs w:val="20"/>
+          <w:lang w:eastAsia="en-PH"/>
+          <w14:shadow w14:blurRad="38100" w14:dist="25400" w14:dir="5400000" w14:sx="100000" w14:sy="100000" w14:kx="0" w14:ky="0" w14:algn="ctr">
+            <w14:srgbClr w14:val="6E747A">
+              <w14:alpha w14:val="57000"/>
+            </w14:srgbClr>
+          </w14:shadow>
+          <w14:textOutline w14:w="0" w14:cap="flat" w14:cmpd="sng" w14:algn="ctr">
+            <w14:noFill/>
+            <w14:prstDash w14:val="solid"/>
+            <w14:round/>
+          </w14:textOutline>
+          <w14:ligatures w14:val="none"/>
+        </w:rPr>
+      </w:pPr>
+      <w:r>
+        <w:rPr>
+          <w:rFonts w:ascii="Century Gothic" w:eastAsia="Times New Roman" w:hAnsi="Century Gothic" w:cs="Courier New"/>
+          <w:color w:val="4472C4" w:themeColor="accent1"/>
+          <w:kern w:val="0"/>
+          <w:sz w:val="20"/>
+          <w:szCs w:val="20"/>
+          <w:lang w:eastAsia="en-PH"/>
+          <w14:shadow w14:blurRad="38100" w14:dist="25400" w14:dir="5400000" w14:sx="100000" w14:sy="100000" w14:kx="0" w14:ky="0" w14:algn="ctr">
+            <w14:srgbClr w14:val="6E747A">
+              <w14:alpha w14:val="57000"/>
+            </w14:srgbClr>
+          </w14:shadow>
+          <w14:textOutline w14:w="0" w14:cap="flat" w14:cmpd="sng" w14:algn="ctr">
+            <w14:noFill/>
+            <w14:prstDash w14:val="solid"/>
+            <w14:round/>
+          </w14:textOutline>
+          <w14:ligatures w14:val="none"/>
+        </w:rPr>
+        <w:t>Limitation</w:t>
+      </w:r>
+    </w:p>
+    <w:p>
+      <w:pPr>
+        <w:jc w:val="both"/>
+        <w:rPr>
+          <w:rFonts w:ascii="Century Gothic" w:eastAsia="Times New Roman" w:hAnsi="Century Gothic" w:cs="Courier New"/>
+          <w:kern w:val="0"/>
+          <w:sz w:val="20"/>
+          <w:szCs w:val="20"/>
+          <w:lang w:eastAsia="en-PH"/>
+          <w14:ligatures w14:val="none"/>
+        </w:rPr>
+      </w:pPr>
+      <w:r>
+        <w:rPr>
+          <w:rFonts w:ascii="Century Gothic" w:eastAsia="Times New Roman" w:hAnsi="Century Gothic" w:cs="Courier New"/>
+          <w:kern w:val="0"/>
+          <w:sz w:val="20"/>
+          <w:szCs w:val="20"/>
+          <w:lang w:eastAsia="en-PH"/>
+          <w14:ligatures w14:val="none"/>
+        </w:rPr>
+        <w:t>The SOS functionality requires an active internet connection to operate.</w:t>
+      </w:r>
+    </w:p>
+    <w:p>
+      <w:pPr>
+        <w:jc w:val="both"/>
+        <w:rPr>
+          <w:rFonts w:ascii="Century Gothic" w:eastAsia="Times New Roman" w:hAnsi="Century Gothic" w:cs="Courier New"/>
+          <w:kern w:val="0"/>
+          <w:sz w:val="20"/>
+          <w:szCs w:val="20"/>
+          <w:lang w:eastAsia="en-PH"/>
+          <w14:ligatures w14:val="none"/>
+        </w:rPr>
+      </w:pPr>
+    </w:p>
+    <w:p>
+      <w:pPr>
+        <w:jc w:val="both"/>
+        <w:rPr>
+          <w:rFonts w:ascii="Century Gothic" w:eastAsia="Times New Roman" w:hAnsi="Century Gothic" w:cs="Courier New"/>
+          <w:color w:val="4472C4" w:themeColor="accent1"/>
+          <w:kern w:val="0"/>
+          <w:sz w:val="20"/>
+          <w:szCs w:val="20"/>
+          <w:lang w:eastAsia="en-PH"/>
+          <w14:shadow w14:blurRad="38100" w14:dist="25400" w14:dir="5400000" w14:sx="100000" w14:sy="100000" w14:kx="0" w14:ky="0" w14:algn="ctr">
+            <w14:srgbClr w14:val="6E747A">
+              <w14:alpha w14:val="57000"/>
+            </w14:srgbClr>
+          </w14:shadow>
+          <w14:textOutline w14:w="0" w14:cap="flat" w14:cmpd="sng" w14:algn="ctr">
+            <w14:noFill/>
+            <w14:prstDash w14:val="solid"/>
+            <w14:round/>
+          </w14:textOutline>
+          <w14:ligatures w14:val="none"/>
+        </w:rPr>
+      </w:pPr>
+      <w:r>
+        <w:rPr>
+          <w:rFonts w:ascii="Century Gothic" w:eastAsia="Times New Roman" w:hAnsi="Century Gothic" w:cs="Courier New"/>
+          <w:color w:val="4472C4" w:themeColor="accent1"/>
+          <w:kern w:val="0"/>
+          <w:sz w:val="20"/>
+          <w:szCs w:val="20"/>
+          <w:lang w:eastAsia="en-PH"/>
+          <w14:shadow w14:blurRad="38100" w14:dist="25400" w14:dir="5400000" w14:sx="100000" w14:sy="100000" w14:kx="0" w14:ky="0" w14:algn="ctr">
+            <w14:srgbClr w14:val="6E747A">
+              <w14:alpha w14:val="57000"/>
+            </w14:srgbClr>
+          </w14:shadow>
+          <w14:textOutline w14:w="0" w14:cap="flat" w14:cmpd="sng" w14:algn="ctr">
+            <w14:noFill/>
+            <w14:prstDash w14:val="solid"/>
+            <w14:round/>
+          </w14:textOutline>
+          <w14:ligatures w14:val="none"/>
+        </w:rPr>
+        <w:t>Technical Context</w:t>
+      </w:r>
+    </w:p>
+    <w:p>
+      <w:pPr>
+        <w:jc w:val="both"/>
+        <w:rPr>
+          <w:rFonts w:ascii="Century Gothic" w:eastAsia="Times New Roman" w:hAnsi="Century Gothic" w:cs="Courier New"/>
+          <w:kern w:val="0"/>
+          <w:sz w:val="20"/>
+          <w:szCs w:val="20"/>
+          <w:lang w:eastAsia="en-PH"/>
+          <w14:ligatures w14:val="none"/>
+        </w:rPr>
+      </w:pPr>
+      <w:proofErr w:type="spellStart"/>
+      <w:r>
+        <w:rPr>
+          <w:rFonts w:ascii="Century Gothic" w:eastAsia="Times New Roman" w:hAnsi="Century Gothic" w:cs="Courier New"/>
+          <w:kern w:val="0"/>
+          <w:sz w:val="20"/>
+          <w:szCs w:val="20"/>
+          <w:lang w:eastAsia="en-PH"/>
+          <w14:ligatures w14:val="none"/>
+        </w:rPr>
+        <w:t>HotSOS</w:t>
+      </w:r>
+      <w:proofErr w:type="spellEnd"/>
+      <w:r>
+        <w:rPr>
+          <w:rFonts w:ascii="Century Gothic" w:eastAsia="Times New Roman" w:hAnsi="Century Gothic" w:cs="Courier New"/>
+          <w:kern w:val="0"/>
+          <w:sz w:val="20"/>
+          <w:szCs w:val="20"/>
+          <w:lang w:eastAsia="en-PH"/>
+          <w14:ligatures w14:val="none"/>
+        </w:rPr>
+        <w:t xml:space="preserve"> uses </w:t>
+      </w:r>
+      <w:proofErr w:type="spellStart"/>
+      <w:r>
+        <w:rPr>
+          <w:rFonts w:ascii="Century Gothic" w:eastAsia="Times New Roman" w:hAnsi="Century Gothic" w:cs="Courier New"/>
+          <w:kern w:val="0"/>
+          <w:sz w:val="20"/>
+          <w:szCs w:val="20"/>
+          <w:lang w:eastAsia="en-PH"/>
+          <w14:ligatures w14:val="none"/>
+        </w:rPr>
+        <w:t>Supabase</w:t>
+      </w:r>
+      <w:proofErr w:type="spellEnd"/>
+      <w:r>
+        <w:rPr>
+          <w:rFonts w:ascii="Century Gothic" w:eastAsia="Times New Roman" w:hAnsi="Century Gothic" w:cs="Courier New"/>
+          <w:kern w:val="0"/>
+          <w:sz w:val="20"/>
+          <w:szCs w:val="20"/>
+          <w:lang w:eastAsia="en-PH"/>
+          <w14:ligatures w14:val="none"/>
+        </w:rPr>
+        <w:t>, a cloud-hosted PostgreSQL database. This architecture requires the application to establish a valid TCP/IP connection to store and retrieve emergency alert data. In areas with weak or no network coverage (network dead zones), requests to the database may fail or experience timeouts.</w:t>
+      </w:r>
+    </w:p>
+    <w:p>
+      <w:pPr>
+        <w:jc w:val="both"/>
+        <w:rPr>
+          <w:rFonts w:ascii="Century Gothic" w:eastAsia="Times New Roman" w:hAnsi="Century Gothic" w:cs="Courier New"/>
+          <w:kern w:val="0"/>
+          <w:sz w:val="20"/>
+          <w:szCs w:val="20"/>
+          <w:lang w:eastAsia="en-PH"/>
+          <w14:ligatures w14:val="none"/>
+        </w:rPr>
+      </w:pPr>
+    </w:p>
+    <w:p>
+      <w:pPr>
+        <w:jc w:val="both"/>
+        <w:rPr>
+          <w:rFonts w:ascii="Century Gothic" w:eastAsia="Times New Roman" w:hAnsi="Century Gothic" w:cs="Courier New"/>
+          <w:color w:val="4472C4" w:themeColor="accent1"/>
+          <w:kern w:val="0"/>
+          <w:sz w:val="20"/>
+          <w:szCs w:val="20"/>
+          <w:lang w:eastAsia="en-PH"/>
+          <w14:shadow w14:blurRad="38100" w14:dist="25400" w14:dir="5400000" w14:sx="100000" w14:sy="100000" w14:kx="0" w14:ky="0" w14:algn="ctr">
+            <w14:srgbClr w14:val="6E747A">
+              <w14:alpha w14:val="57000"/>
+            </w14:srgbClr>
+          </w14:shadow>
+          <w14:textOutline w14:w="0" w14:cap="flat" w14:cmpd="sng" w14:algn="ctr">
+            <w14:noFill/>
+            <w14:prstDash w14:val="solid"/>
+            <w14:round/>
+          </w14:textOutline>
+          <w14:ligatures w14:val="none"/>
+        </w:rPr>
+      </w:pPr>
+      <w:r>
+        <w:rPr>
+          <w:rFonts w:ascii="Century Gothic" w:eastAsia="Times New Roman" w:hAnsi="Century Gothic" w:cs="Courier New"/>
+          <w:color w:val="4472C4" w:themeColor="accent1"/>
+          <w:kern w:val="0"/>
+          <w:sz w:val="20"/>
+          <w:szCs w:val="20"/>
+          <w:lang w:eastAsia="en-PH"/>
+          <w14:shadow w14:blurRad="38100" w14:dist="25400" w14:dir="5400000" w14:sx="100000" w14:sy="100000" w14:kx="0" w14:ky="0" w14:algn="ctr">
+            <w14:srgbClr w14:val="6E747A">
+              <w14:alpha w14:val="57000"/>
+            </w14:srgbClr>
+          </w14:shadow>
+          <w14:textOutline w14:w="0" w14:cap="flat" w14:cmpd="sng" w14:algn="ctr">
+            <w14:noFill/>
+            <w14:prstDash w14:val="solid"/>
+            <w14:round/>
+          </w14:textOutline>
+          <w14:ligatures w14:val="none"/>
+        </w:rPr>
+        <w:t>Future Improvement</w:t>
+      </w:r>
+    </w:p>
+    <w:p>
+      <w:pPr>
+        <w:jc w:val="both"/>
+        <w:rPr>
+          <w:rFonts w:ascii="Century Gothic" w:eastAsia="Times New Roman" w:hAnsi="Century Gothic" w:cs="Courier New"/>
+          <w:kern w:val="0"/>
+          <w:sz w:val="20"/>
+          <w:szCs w:val="20"/>
+          <w:lang w:eastAsia="en-PH"/>
+          <w14:ligatures w14:val="none"/>
+        </w:rPr>
+      </w:pPr>
+      <w:r>
+        <w:rPr>
+          <w:rFonts w:ascii="Century Gothic" w:eastAsia="Times New Roman" w:hAnsi="Century Gothic" w:cs="Courier New"/>
+          <w:kern w:val="0"/>
+          <w:sz w:val="20"/>
+          <w:szCs w:val="20"/>
+          <w:lang w:eastAsia="en-PH"/>
+          <w14:ligatures w14:val="none"/>
+        </w:rPr>
+        <w:t>A potential enhancement is the integration of an SMS fallback mechanism using the expo-</w:t>
+      </w:r>
+      <w:proofErr w:type="spellStart"/>
+      <w:r>
+        <w:rPr>
+          <w:rFonts w:ascii="Century Gothic" w:eastAsia="Times New Roman" w:hAnsi="Century Gothic" w:cs="Courier New"/>
+          <w:kern w:val="0"/>
+          <w:sz w:val="20"/>
+          <w:szCs w:val="20"/>
+          <w:lang w:eastAsia="en-PH"/>
+          <w14:ligatures w14:val="none"/>
+        </w:rPr>
+        <w:t>sms</w:t>
+      </w:r>
+      <w:proofErr w:type="spellEnd"/>
+      <w:r>
+        <w:rPr>
+          <w:rFonts w:ascii="Century Gothic" w:eastAsia="Times New Roman" w:hAnsi="Century Gothic" w:cs="Courier New"/>
+          <w:kern w:val="0"/>
+          <w:sz w:val="20"/>
+          <w:szCs w:val="20"/>
+          <w:lang w:eastAsia="en-PH"/>
+          <w14:ligatures w14:val="none"/>
+        </w:rPr>
+        <w:t xml:space="preserve"> module. In cases where the cloud service is unreachable, the application could automatically send an emergency SMS message to pre-defined trusted contacts.</w:t>
+      </w:r>
+    </w:p>
+    <w:p>
+      <w:pPr>
+        <w:jc w:val="both"/>
+        <w:rPr>
+          <w:rFonts w:ascii="Century Gothic" w:eastAsia="Times New Roman" w:hAnsi="Century Gothic" w:cs="Courier New"/>
+          <w:kern w:val="0"/>
+          <w:sz w:val="20"/>
+          <w:szCs w:val="20"/>
+          <w:lang w:eastAsia="en-PH"/>
+          <w14:ligatures w14:val="none"/>
+        </w:rPr>
+      </w:pPr>
+    </w:p>
+    <w:p>
+      <w:pPr>
+        <w:jc w:val="both"/>
+        <w:rPr>
+          <w:rFonts w:ascii="Century Gothic" w:eastAsia="Times New Roman" w:hAnsi="Century Gothic" w:cs="Courier New"/>
+          <w:kern w:val="0"/>
+          <w:sz w:val="20"/>
+          <w:szCs w:val="20"/>
+          <w:lang w:eastAsia="en-PH"/>
+          <w14:ligatures w14:val="none"/>
+        </w:rPr>
+      </w:pPr>
+      <w:r>
+        <w:rPr>
+          <w:rFonts w:ascii="Century Gothic" w:eastAsia="Times New Roman" w:hAnsi="Century Gothic" w:cs="Times New Roman"/>
+          <w:b/>
+          <w:bCs/>
+          <w:color w:val="EE0000"/>
+          <w:kern w:val="0"/>
+          <w:sz w:val="26"/>
+          <w:szCs w:val="26"/>
+          <w:lang w:eastAsia="en-PH"/>
+          <w14:textOutline w14:w="11112" w14:cap="flat" w14:cmpd="sng" w14:algn="ctr">
+            <w14:solidFill>
+              <w14:schemeClr w14:val="bg1"/>
+            </w14:solidFill>
+            <w14:prstDash w14:val="solid"/>
+            <w14:round/>
+          </w14:textOutline>
+          <w14:ligatures w14:val="none"/>
+        </w:rPr>
+        <w:t xml:space="preserve">3. Snapshot Location Accuracy   </w:t>
+      </w:r>
+    </w:p>
+    <w:p>
+      <w:pPr>
+        <w:jc w:val="both"/>
+        <w:rPr>
+          <w:rFonts w:ascii="Century Gothic" w:eastAsia="Times New Roman" w:hAnsi="Century Gothic" w:cs="Courier New"/>
+          <w:color w:val="4472C4" w:themeColor="accent1"/>
+          <w:kern w:val="0"/>
+          <w:sz w:val="20"/>
+          <w:szCs w:val="20"/>
+          <w:lang w:eastAsia="en-PH"/>
+          <w14:shadow w14:blurRad="38100" w14:dist="25400" w14:dir="5400000" w14:sx="100000" w14:sy="100000" w14:kx="0" w14:ky="0" w14:algn="ctr">
+            <w14:srgbClr w14:val="6E747A">
+              <w14:alpha w14:val="57000"/>
+            </w14:srgbClr>
+          </w14:shadow>
+          <w14:textOutline w14:w="0" w14:cap="flat" w14:cmpd="sng" w14:algn="ctr">
+            <w14:noFill/>
+            <w14:prstDash w14:val="solid"/>
+            <w14:round/>
+          </w14:textOutline>
+          <w14:ligatures w14:val="none"/>
+        </w:rPr>
+      </w:pPr>
+      <w:r>
+        <w:rPr>
+          <w:rFonts w:ascii="Century Gothic" w:eastAsia="Times New Roman" w:hAnsi="Century Gothic" w:cs="Courier New"/>
+          <w:color w:val="4472C4" w:themeColor="accent1"/>
+          <w:kern w:val="0"/>
+          <w:sz w:val="20"/>
+          <w:szCs w:val="20"/>
+          <w:lang w:eastAsia="en-PH"/>
+          <w14:shadow w14:blurRad="38100" w14:dist="25400" w14:dir="5400000" w14:sx="100000" w14:sy="100000" w14:kx="0" w14:ky="0" w14:algn="ctr">
+            <w14:srgbClr w14:val="6E747A">
+              <w14:alpha w14:val="57000"/>
+            </w14:srgbClr>
+          </w14:shadow>
+          <w14:textOutline w14:w="0" w14:cap="flat" w14:cmpd="sng" w14:algn="ctr">
+            <w14:noFill/>
+            <w14:prstDash w14:val="solid"/>
+            <w14:round/>
+          </w14:textOutline>
+          <w14:ligatures w14:val="none"/>
+        </w:rPr>
+        <w:t>Limitation</w:t>
+      </w:r>
+    </w:p>
+    <w:p>
+      <w:pPr>
+        <w:jc w:val="both"/>
+        <w:rPr>
+          <w:rFonts w:ascii="Century Gothic" w:eastAsia="Times New Roman" w:hAnsi="Century Gothic" w:cs="Courier New"/>
+          <w:kern w:val="0"/>
+          <w:sz w:val="20"/>
+          <w:szCs w:val="20"/>
+          <w:lang w:eastAsia="en-PH"/>
+          <w14:ligatures w14:val="none"/>
+        </w:rPr>
+      </w:pPr>
+      <w:r>
+        <w:rPr>
+          <w:rFonts w:ascii="Century Gothic" w:eastAsia="Times New Roman" w:hAnsi="Century Gothic" w:cs="Courier New"/>
+          <w:kern w:val="0"/>
+          <w:sz w:val="20"/>
+          <w:szCs w:val="20"/>
+          <w:lang w:eastAsia="en-PH"/>
+          <w14:ligatures w14:val="none"/>
+        </w:rPr>
+        <w:t>The system captures only a single location snapshot at the moment the SOS alert is triggered, rather than continuously tracking the user’s movement.</w:t>
+      </w:r>
+    </w:p>
+    <w:p>
+      <w:pPr>
+        <w:jc w:val="both"/>
+        <w:rPr>
+          <w:rFonts w:ascii="Century Gothic" w:eastAsia="Times New Roman" w:hAnsi="Century Gothic" w:cs="Courier New"/>
+          <w:kern w:val="0"/>
+          <w:sz w:val="20"/>
+          <w:szCs w:val="20"/>
+          <w:lang w:eastAsia="en-PH"/>
+          <w14:ligatures w14:val="none"/>
+        </w:rPr>
+      </w:pPr>
+    </w:p>
+    <w:p>
+      <w:pPr>
+        <w:jc w:val="both"/>
+        <w:rPr>
+          <w:rFonts w:ascii="Century Gothic" w:eastAsia="Times New Roman" w:hAnsi="Century Gothic" w:cs="Courier New"/>
+          <w:color w:val="4472C4" w:themeColor="accent1"/>
+          <w:kern w:val="0"/>
+          <w:sz w:val="20"/>
+          <w:szCs w:val="20"/>
+          <w:lang w:eastAsia="en-PH"/>
+          <w14:shadow w14:blurRad="38100" w14:dist="25400" w14:dir="5400000" w14:sx="100000" w14:sy="100000" w14:kx="0" w14:ky="0" w14:algn="ctr">
+            <w14:srgbClr w14:val="6E747A">
+              <w14:alpha w14:val="57000"/>
+            </w14:srgbClr>
+          </w14:shadow>
+          <w14:textOutline w14:w="0" w14:cap="flat" w14:cmpd="sng" w14:algn="ctr">
+            <w14:noFill/>
+            <w14:prstDash w14:val="solid"/>
+            <w14:round/>
+          </w14:textOutline>
+          <w14:ligatures w14:val="none"/>
+        </w:rPr>
+      </w:pPr>
+      <w:r>
+        <w:rPr>
+          <w:rFonts w:ascii="Century Gothic" w:eastAsia="Times New Roman" w:hAnsi="Century Gothic" w:cs="Courier New"/>
+          <w:color w:val="4472C4" w:themeColor="accent1"/>
+          <w:kern w:val="0"/>
+          <w:sz w:val="20"/>
+          <w:szCs w:val="20"/>
+          <w:lang w:eastAsia="en-PH"/>
+          <w14:shadow w14:blurRad="38100" w14:dist="25400" w14:dir="5400000" w14:sx="100000" w14:sy="100000" w14:kx="0" w14:ky="0" w14:algn="ctr">
+            <w14:srgbClr w14:val="6E747A">
+              <w14:alpha w14:val="57000"/>
+            </w14:srgbClr>
+          </w14:shadow>
+          <w14:textOutline w14:w="0" w14:cap="flat" w14:cmpd="sng" w14:algn="ctr">
+            <w14:noFill/>
+            <w14:prstDash w14:val="solid"/>
+            <w14:round/>
+          </w14:textOutline>
+          <w14:ligatures w14:val="none"/>
+        </w:rPr>
+        <w:t>Technical Context</w:t>
+      </w:r>
+    </w:p>
+    <w:p>
+      <w:pPr>
+        <w:jc w:val="both"/>
+        <w:rPr>
+          <w:rFonts w:ascii="Century Gothic" w:eastAsia="Times New Roman" w:hAnsi="Century Gothic" w:cs="Courier New"/>
+          <w:kern w:val="0"/>
+          <w:sz w:val="20"/>
+          <w:szCs w:val="20"/>
+          <w:lang w:eastAsia="en-PH"/>
+          <w14:ligatures w14:val="none"/>
+        </w:rPr>
+      </w:pPr>
+      <w:r>
+        <w:rPr>
+          <w:rFonts w:ascii="Century Gothic" w:eastAsia="Times New Roman" w:hAnsi="Century Gothic" w:cs="Courier New"/>
+          <w:kern w:val="0"/>
+          <w:sz w:val="20"/>
+          <w:szCs w:val="20"/>
+          <w:lang w:eastAsia="en-PH"/>
+          <w14:ligatures w14:val="none"/>
+        </w:rPr>
+        <w:t>Modern mobile operating systems enforce strict battery optimization policies. Continuous GPS tracking requires persistent background processes, including:</w:t>
+      </w:r>
+    </w:p>
+    <w:p>
+      <w:pPr>
+        <w:pStyle w:val="ListParagraph"/>
+        <w:numPr>
+          <w:ilvl w:val="0"/>
+          <w:numId w:val="15"/>
+        </w:numPr>
+        <w:jc w:val="both"/>
+        <w:rPr>
+          <w:rFonts w:ascii="Century Gothic" w:eastAsia="Times New Roman" w:hAnsi="Century Gothic" w:cs="Courier New"/>
+          <w:kern w:val="0"/>
+          <w:sz w:val="20"/>
+          <w:szCs w:val="20"/>
+          <w:lang w:eastAsia="en-PH"/>
+          <w14:ligatures w14:val="none"/>
+        </w:rPr>
+      </w:pPr>
+      <w:r>
+        <w:rPr>
+          <w:rFonts w:ascii="Century Gothic" w:eastAsia="Times New Roman" w:hAnsi="Century Gothic" w:cs="Courier New"/>
+          <w:kern w:val="0"/>
+          <w:sz w:val="20"/>
+          <w:szCs w:val="20"/>
+          <w:lang w:eastAsia="en-PH"/>
+          <w14:ligatures w14:val="none"/>
+        </w:rPr>
+        <w:t>Always-on location permissions</w:t>
+      </w:r>
+    </w:p>
+    <w:p>
+      <w:pPr>
+        <w:pStyle w:val="ListParagraph"/>
+        <w:numPr>
+          <w:ilvl w:val="0"/>
+          <w:numId w:val="15"/>
+        </w:numPr>
+        <w:jc w:val="both"/>
+        <w:rPr>
+          <w:rFonts w:ascii="Century Gothic" w:eastAsia="Times New Roman" w:hAnsi="Century Gothic" w:cs="Courier New"/>
+          <w:kern w:val="0"/>
+          <w:sz w:val="20"/>
+          <w:szCs w:val="20"/>
+          <w:lang w:eastAsia="en-PH"/>
+          <w14:ligatures w14:val="none"/>
+        </w:rPr>
+      </w:pPr>
+      <w:r>
+        <w:rPr>
+          <w:rFonts w:ascii="Century Gothic" w:eastAsia="Times New Roman" w:hAnsi="Century Gothic" w:cs="Courier New"/>
+          <w:kern w:val="0"/>
+          <w:sz w:val="20"/>
+          <w:szCs w:val="20"/>
+          <w:lang w:eastAsia="en-PH"/>
+          <w14:ligatures w14:val="none"/>
+        </w:rPr>
+        <w:t>Background task scheduling</w:t>
+      </w:r>
+    </w:p>
+    <w:p>
+      <w:pPr>
+        <w:pStyle w:val="ListParagraph"/>
+        <w:numPr>
+          <w:ilvl w:val="0"/>
+          <w:numId w:val="15"/>
+        </w:numPr>
+        <w:jc w:val="both"/>
+        <w:rPr>
+          <w:rFonts w:ascii="Century Gothic" w:eastAsia="Times New Roman" w:hAnsi="Century Gothic" w:cs="Courier New"/>
+          <w:kern w:val="0"/>
+          <w:sz w:val="20"/>
+          <w:szCs w:val="20"/>
+          <w:lang w:eastAsia="en-PH"/>
+          <w14:ligatures w14:val="none"/>
+        </w:rPr>
+      </w:pPr>
+      <w:r>
+        <w:rPr>
+          <w:rFonts w:ascii="Century Gothic" w:eastAsia="Times New Roman" w:hAnsi="Century Gothic" w:cs="Courier New"/>
+          <w:kern w:val="0"/>
+          <w:sz w:val="20"/>
+          <w:szCs w:val="20"/>
+          <w:lang w:eastAsia="en-PH"/>
+          <w14:ligatures w14:val="none"/>
+        </w:rPr>
+        <w:t>Continuous service execution</w:t>
+      </w:r>
+    </w:p>
+    <w:p>
+      <w:pPr>
+        <w:jc w:val="both"/>
+        <w:rPr>
+          <w:rFonts w:ascii="Century Gothic" w:eastAsia="Times New Roman" w:hAnsi="Century Gothic" w:cs="Courier New"/>
+          <w:kern w:val="0"/>
+          <w:sz w:val="20"/>
+          <w:szCs w:val="20"/>
+          <w:lang w:eastAsia="en-PH"/>
+          <w14:ligatures w14:val="none"/>
+        </w:rPr>
+      </w:pPr>
+    </w:p>
+    <w:p>
+      <w:pPr>
+        <w:jc w:val="both"/>
+        <w:rPr>
+          <w:rFonts w:ascii="Century Gothic" w:eastAsia="Times New Roman" w:hAnsi="Century Gothic" w:cs="Courier New"/>
+          <w:kern w:val="0"/>
+          <w:sz w:val="20"/>
+          <w:szCs w:val="20"/>
+          <w:lang w:eastAsia="en-PH"/>
+          <w14:ligatures w14:val="none"/>
+        </w:rPr>
+      </w:pPr>
+      <w:r>
+        <w:rPr>
+          <w:rFonts w:ascii="Century Gothic" w:eastAsia="Times New Roman" w:hAnsi="Century Gothic" w:cs="Courier New"/>
+          <w:kern w:val="0"/>
+          <w:sz w:val="20"/>
+          <w:szCs w:val="20"/>
+          <w:lang w:eastAsia="en-PH"/>
+          <w14:ligatures w14:val="none"/>
+        </w:rPr>
+        <w:t>These requirements significantly increase battery consumption and add complexity to the system design. As a result, the implementation prioritizes efficiency by capturing only a single location point during emergencies.</w:t>
+      </w:r>
+    </w:p>
+    <w:p>
+      <w:pPr>
+        <w:jc w:val="both"/>
+        <w:rPr>
+          <w:rFonts w:ascii="Century Gothic" w:eastAsia="Times New Roman" w:hAnsi="Century Gothic" w:cs="Courier New"/>
+          <w:kern w:val="0"/>
+          <w:sz w:val="20"/>
+          <w:szCs w:val="20"/>
+          <w:lang w:eastAsia="en-PH"/>
+          <w14:ligatures w14:val="none"/>
+        </w:rPr>
+      </w:pPr>
+    </w:p>
+    <w:p>
+      <w:pPr>
+        <w:jc w:val="both"/>
+        <w:rPr>
+          <w:rFonts w:ascii="Century Gothic" w:eastAsia="Times New Roman" w:hAnsi="Century Gothic" w:cs="Courier New"/>
+          <w:kern w:val="0"/>
+          <w:sz w:val="20"/>
+          <w:szCs w:val="20"/>
+          <w:lang w:eastAsia="en-PH"/>
+          <w14:ligatures w14:val="none"/>
+        </w:rPr>
+      </w:pPr>
+      <w:r>
+        <w:rPr>
+          <w:rFonts w:ascii="Century Gothic" w:eastAsia="Times New Roman" w:hAnsi="Century Gothic" w:cs="Times New Roman"/>
+          <w:b/>
+          <w:bCs/>
+          <w:color w:val="EE0000"/>
+          <w:kern w:val="0"/>
+          <w:sz w:val="26"/>
+          <w:szCs w:val="26"/>
+          <w:lang w:eastAsia="en-PH"/>
+          <w14:textOutline w14:w="11112" w14:cap="flat" w14:cmpd="sng" w14:algn="ctr">
+            <w14:solidFill>
+              <w14:schemeClr w14:val="bg1"/>
+            </w14:solidFill>
+            <w14:prstDash w14:val="solid"/>
+            <w14:round/>
+          </w14:textOutline>
+          <w14:ligatures w14:val="none"/>
+        </w:rPr>
+        <w:t>4. OS-Level Background Restrictions</w:t>
+      </w:r>
+    </w:p>
+    <w:p>
+      <w:pPr>
+        <w:jc w:val="both"/>
+        <w:rPr>
+          <w:rFonts w:ascii="Century Gothic" w:eastAsia="Times New Roman" w:hAnsi="Century Gothic" w:cs="Courier New"/>
+          <w:color w:val="4472C4" w:themeColor="accent1"/>
+          <w:kern w:val="0"/>
+          <w:sz w:val="20"/>
+          <w:szCs w:val="20"/>
+          <w:lang w:eastAsia="en-PH"/>
+          <w14:shadow w14:blurRad="38100" w14:dist="25400" w14:dir="5400000" w14:sx="100000" w14:sy="100000" w14:kx="0" w14:ky="0" w14:algn="ctr">
+            <w14:srgbClr w14:val="6E747A">
+              <w14:alpha w14:val="57000"/>
+            </w14:srgbClr>
+          </w14:shadow>
+          <w14:textOutline w14:w="0" w14:cap="flat" w14:cmpd="sng" w14:algn="ctr">
+            <w14:noFill/>
+            <w14:prstDash w14:val="solid"/>
+            <w14:round/>
+          </w14:textOutline>
+          <w14:ligatures w14:val="none"/>
+        </w:rPr>
+      </w:pPr>
+      <w:r>
+        <w:rPr>
+          <w:rFonts w:ascii="Century Gothic" w:eastAsia="Times New Roman" w:hAnsi="Century Gothic" w:cs="Courier New"/>
+          <w:color w:val="4472C4" w:themeColor="accent1"/>
+          <w:kern w:val="0"/>
+          <w:sz w:val="20"/>
+          <w:szCs w:val="20"/>
+          <w:lang w:eastAsia="en-PH"/>
+          <w14:shadow w14:blurRad="38100" w14:dist="25400" w14:dir="5400000" w14:sx="100000" w14:sy="100000" w14:kx="0" w14:ky="0" w14:algn="ctr">
+            <w14:srgbClr w14:val="6E747A">
+              <w14:alpha w14:val="57000"/>
+            </w14:srgbClr>
+          </w14:shadow>
+          <w14:textOutline w14:w="0" w14:cap="flat" w14:cmpd="sng" w14:algn="ctr">
+            <w14:noFill/>
+            <w14:prstDash w14:val="solid"/>
+            <w14:round/>
+          </w14:textOutline>
+          <w14:ligatures w14:val="none"/>
+        </w:rPr>
+        <w:t>Limitation</w:t>
+      </w:r>
+    </w:p>
+    <w:p>
+      <w:pPr>
+        <w:jc w:val="both"/>
+        <w:rPr>
+          <w:rFonts w:ascii="Century Gothic" w:eastAsia="Times New Roman" w:hAnsi="Century Gothic" w:cs="Courier New"/>
+          <w:kern w:val="0"/>
+          <w:sz w:val="20"/>
+          <w:szCs w:val="20"/>
+          <w:lang w:eastAsia="en-PH"/>
+          <w14:ligatures w14:val="none"/>
+        </w:rPr>
+      </w:pPr>
+      <w:r>
+        <w:rPr>
+          <w:rFonts w:ascii="Century Gothic" w:eastAsia="Times New Roman" w:hAnsi="Century Gothic" w:cs="Courier New"/>
+          <w:kern w:val="0"/>
+          <w:sz w:val="20"/>
+          <w:szCs w:val="20"/>
+          <w:lang w:eastAsia="en-PH"/>
+          <w14:ligatures w14:val="none"/>
+        </w:rPr>
+        <w:t>On certain Android devices, aggressive battery-saving features may delay or suppress notifications when the application is not actively running.</w:t>
+      </w:r>
+    </w:p>
+    <w:p>
+      <w:pPr>
+        <w:jc w:val="both"/>
+        <w:rPr>
+          <w:rFonts w:ascii="Century Gothic" w:eastAsia="Times New Roman" w:hAnsi="Century Gothic" w:cs="Courier New"/>
+          <w:kern w:val="0"/>
+          <w:sz w:val="20"/>
+          <w:szCs w:val="20"/>
+          <w:lang w:eastAsia="en-PH"/>
+          <w14:ligatures w14:val="none"/>
+        </w:rPr>
+      </w:pPr>
+    </w:p>
+    <w:p>
+      <w:pPr>
+        <w:jc w:val="both"/>
+        <w:rPr>
+          <w:rFonts w:ascii="Century Gothic" w:eastAsia="Times New Roman" w:hAnsi="Century Gothic" w:cs="Courier New"/>
+          <w:color w:val="4472C4" w:themeColor="accent1"/>
+          <w:kern w:val="0"/>
+          <w:sz w:val="20"/>
+          <w:szCs w:val="20"/>
+          <w:lang w:eastAsia="en-PH"/>
+          <w14:shadow w14:blurRad="38100" w14:dist="25400" w14:dir="5400000" w14:sx="100000" w14:sy="100000" w14:kx="0" w14:ky="0" w14:algn="ctr">
+            <w14:srgbClr w14:val="6E747A">
+              <w14:alpha w14:val="57000"/>
+            </w14:srgbClr>
+          </w14:shadow>
+          <w14:textOutline w14:w="0" w14:cap="flat" w14:cmpd="sng" w14:algn="ctr">
+            <w14:noFill/>
+            <w14:prstDash w14:val="solid"/>
+            <w14:round/>
+          </w14:textOutline>
+          <w14:ligatures w14:val="none"/>
+        </w:rPr>
+      </w:pPr>
+      <w:r>
+        <w:rPr>
+          <w:rFonts w:ascii="Century Gothic" w:eastAsia="Times New Roman" w:hAnsi="Century Gothic" w:cs="Courier New"/>
+          <w:color w:val="4472C4" w:themeColor="accent1"/>
+          <w:kern w:val="0"/>
+          <w:sz w:val="20"/>
+          <w:szCs w:val="20"/>
+          <w:lang w:eastAsia="en-PH"/>
+          <w14:shadow w14:blurRad="38100" w14:dist="25400" w14:dir="5400000" w14:sx="100000" w14:sy="100000" w14:kx="0" w14:ky="0" w14:algn="ctr">
+            <w14:srgbClr w14:val="6E747A">
+              <w14:alpha w14:val="57000"/>
+            </w14:srgbClr>
+          </w14:shadow>
+          <w14:textOutline w14:w="0" w14:cap="flat" w14:cmpd="sng" w14:algn="ctr">
+            <w14:noFill/>
+            <w14:prstDash w14:val="solid"/>
+            <w14:round/>
+          </w14:textOutline>
+          <w14:ligatures w14:val="none"/>
+        </w:rPr>
+        <w:t>Technical Context</w:t>
+      </w:r>
+    </w:p>
+    <w:p>
+      <w:pPr>
+        <w:jc w:val="both"/>
+        <w:rPr>
+          <w:rFonts w:ascii="Century Gothic" w:eastAsia="Times New Roman" w:hAnsi="Century Gothic" w:cs="Courier New"/>
+          <w:kern w:val="0"/>
+          <w:sz w:val="20"/>
+          <w:szCs w:val="20"/>
+          <w:lang w:eastAsia="en-PH"/>
+          <w14:ligatures w14:val="none"/>
+        </w:rPr>
+      </w:pPr>
+      <w:r>
+        <w:rPr>
+          <w:rFonts w:ascii="Century Gothic" w:eastAsia="Times New Roman" w:hAnsi="Century Gothic" w:cs="Courier New"/>
+          <w:kern w:val="0"/>
+          <w:sz w:val="20"/>
+          <w:szCs w:val="20"/>
+          <w:lang w:eastAsia="en-PH"/>
+          <w14:ligatures w14:val="none"/>
+        </w:rPr>
+        <w:t>This behavior is controlled at the operating system level. Reliable notification delivery in such cases requires advanced configurations, including high-priority notification channels and integration with Firebase Cloud Messaging (FCM) in production builds.</w:t>
+      </w:r>
+    </w:p>
+    <w:p>
+      <w:pPr>
+        <w:jc w:val="both"/>
+        <w:rPr>
+          <w:rFonts w:ascii="Century Gothic" w:eastAsia="Times New Roman" w:hAnsi="Century Gothic" w:cs="Courier New"/>
+          <w:kern w:val="0"/>
+          <w:sz w:val="20"/>
+          <w:szCs w:val="20"/>
+          <w:lang w:eastAsia="en-PH"/>
+          <w14:ligatures w14:val="none"/>
+        </w:rPr>
+      </w:pPr>
+    </w:p>
+    <w:p>
+      <w:pPr>
+        <w:jc w:val="both"/>
+        <w:rPr>
+          <w:rFonts w:ascii="Century Gothic" w:eastAsia="Times New Roman" w:hAnsi="Century Gothic" w:cs="Courier New"/>
+          <w:kern w:val="0"/>
+          <w:sz w:val="20"/>
+          <w:szCs w:val="20"/>
+          <w:lang w:eastAsia="en-PH"/>
+          <w14:ligatures w14:val="none"/>
+        </w:rPr>
+      </w:pPr>
+      <w:r>
+        <w:rPr>
+          <w:rFonts w:ascii="Century Gothic" w:eastAsia="Times New Roman" w:hAnsi="Century Gothic" w:cs="Times New Roman"/>
+          <w:b/>
+          <w:bCs/>
+          <w:color w:val="EE0000"/>
+          <w:kern w:val="0"/>
+          <w:sz w:val="26"/>
+          <w:szCs w:val="26"/>
+          <w:lang w:eastAsia="en-PH"/>
+          <w14:textOutline w14:w="11112" w14:cap="flat" w14:cmpd="sng" w14:algn="ctr">
+            <w14:solidFill>
+              <w14:schemeClr w14:val="bg1"/>
+            </w14:solidFill>
+            <w14:prstDash w14:val="solid"/>
+            <w14:round/>
+          </w14:textOutline>
+          <w14:ligatures w14:val="none"/>
+        </w:rPr>
+        <w:t xml:space="preserve">5. Device Compatibility        </w:t>
+      </w:r>
+    </w:p>
+    <w:p>
+      <w:pPr>
+        <w:jc w:val="both"/>
+        <w:rPr>
+          <w:rFonts w:ascii="Century Gothic" w:eastAsia="Times New Roman" w:hAnsi="Century Gothic" w:cs="Courier New"/>
+          <w:kern w:val="0"/>
+          <w:sz w:val="20"/>
+          <w:szCs w:val="20"/>
+          <w:lang w:eastAsia="en-PH"/>
+          <w14:ligatures w14:val="none"/>
+        </w:rPr>
+      </w:pPr>
+    </w:p>
+    <w:p>
+      <w:pPr>
+        <w:jc w:val="both"/>
+        <w:rPr>
+          <w:rFonts w:ascii="Century Gothic" w:eastAsia="Times New Roman" w:hAnsi="Century Gothic" w:cs="Courier New"/>
+          <w:color w:val="4472C4" w:themeColor="accent1"/>
+          <w:kern w:val="0"/>
+          <w:sz w:val="20"/>
+          <w:szCs w:val="20"/>
+          <w:lang w:eastAsia="en-PH"/>
+          <w14:shadow w14:blurRad="38100" w14:dist="25400" w14:dir="5400000" w14:sx="100000" w14:sy="100000" w14:kx="0" w14:ky="0" w14:algn="ctr">
+            <w14:srgbClr w14:val="6E747A">
+              <w14:alpha w14:val="57000"/>
+            </w14:srgbClr>
+          </w14:shadow>
+          <w14:textOutline w14:w="0" w14:cap="flat" w14:cmpd="sng" w14:algn="ctr">
+            <w14:noFill/>
+            <w14:prstDash w14:val="solid"/>
+            <w14:round/>
+          </w14:textOutline>
+          <w14:ligatures w14:val="none"/>
+        </w:rPr>
+      </w:pPr>
+      <w:r>
+        <w:rPr>
+          <w:rFonts w:ascii="Century Gothic" w:eastAsia="Times New Roman" w:hAnsi="Century Gothic" w:cs="Courier New"/>
+          <w:color w:val="4472C4" w:themeColor="accent1"/>
+          <w:kern w:val="0"/>
+          <w:sz w:val="20"/>
+          <w:szCs w:val="20"/>
+          <w:lang w:eastAsia="en-PH"/>
+          <w14:shadow w14:blurRad="38100" w14:dist="25400" w14:dir="5400000" w14:sx="100000" w14:sy="100000" w14:kx="0" w14:ky="0" w14:algn="ctr">
+            <w14:srgbClr w14:val="6E747A">
+              <w14:alpha w14:val="57000"/>
+            </w14:srgbClr>
+          </w14:shadow>
+          <w14:textOutline w14:w="0" w14:cap="flat" w14:cmpd="sng" w14:algn="ctr">
+            <w14:noFill/>
+            <w14:prstDash w14:val="solid"/>
+            <w14:round/>
+          </w14:textOutline>
+          <w14:ligatures w14:val="none"/>
+        </w:rPr>
+        <w:t>Limitation</w:t>
+      </w:r>
+    </w:p>
+    <w:p>
+      <w:pPr>
+        <w:jc w:val="both"/>
+        <w:rPr>
+          <w:rFonts w:ascii="Century Gothic" w:eastAsia="Times New Roman" w:hAnsi="Century Gothic" w:cs="Courier New"/>
+          <w:kern w:val="0"/>
+          <w:sz w:val="20"/>
+          <w:szCs w:val="20"/>
+          <w:lang w:eastAsia="en-PH"/>
+          <w14:ligatures w14:val="none"/>
+        </w:rPr>
+      </w:pPr>
+      <w:r>
+        <w:rPr>
+          <w:rFonts w:ascii="Century Gothic" w:eastAsia="Times New Roman" w:hAnsi="Century Gothic" w:cs="Courier New"/>
+          <w:kern w:val="0"/>
+          <w:sz w:val="20"/>
+          <w:szCs w:val="20"/>
+          <w:lang w:eastAsia="en-PH"/>
+          <w14:ligatures w14:val="none"/>
+        </w:rPr>
+        <w:t>The application is currently limited to Android devices and is not compatible with iOS (iPhone).</w:t>
+      </w:r>
+    </w:p>
+    <w:p>
+      <w:pPr>
+        <w:jc w:val="both"/>
+        <w:rPr>
+          <w:rFonts w:ascii="Century Gothic" w:eastAsia="Times New Roman" w:hAnsi="Century Gothic" w:cs="Courier New"/>
+          <w:kern w:val="0"/>
+          <w:sz w:val="20"/>
+          <w:szCs w:val="20"/>
+          <w:lang w:eastAsia="en-PH"/>
+          <w14:ligatures w14:val="none"/>
+        </w:rPr>
+      </w:pPr>
+    </w:p>
+    <w:p>
+      <w:pPr>
+        <w:jc w:val="both"/>
+        <w:rPr>
+          <w:rFonts w:ascii="Century Gothic" w:eastAsia="Times New Roman" w:hAnsi="Century Gothic" w:cs="Courier New"/>
+          <w:color w:val="4472C4" w:themeColor="accent1"/>
+          <w:kern w:val="0"/>
+          <w:sz w:val="20"/>
+          <w:szCs w:val="20"/>
+          <w:lang w:eastAsia="en-PH"/>
+          <w14:shadow w14:blurRad="38100" w14:dist="25400" w14:dir="5400000" w14:sx="100000" w14:sy="100000" w14:kx="0" w14:ky="0" w14:algn="ctr">
+            <w14:srgbClr w14:val="6E747A">
+              <w14:alpha w14:val="57000"/>
+            </w14:srgbClr>
+          </w14:shadow>
+          <w14:textOutline w14:w="0" w14:cap="flat" w14:cmpd="sng" w14:algn="ctr">
+            <w14:noFill/>
+            <w14:prstDash w14:val="solid"/>
+            <w14:round/>
+          </w14:textOutline>
+          <w14:ligatures w14:val="none"/>
+        </w:rPr>
+      </w:pPr>
+      <w:r>
+        <w:rPr>
+          <w:rFonts w:ascii="Century Gothic" w:eastAsia="Times New Roman" w:hAnsi="Century Gothic" w:cs="Courier New"/>
+          <w:color w:val="4472C4" w:themeColor="accent1"/>
+          <w:kern w:val="0"/>
+          <w:sz w:val="20"/>
+          <w:szCs w:val="20"/>
+          <w:lang w:eastAsia="en-PH"/>
+          <w14:shadow w14:blurRad="38100" w14:dist="25400" w14:dir="5400000" w14:sx="100000" w14:sy="100000" w14:kx="0" w14:ky="0" w14:algn="ctr">
+            <w14:srgbClr w14:val="6E747A">
+              <w14:alpha w14:val="57000"/>
+            </w14:srgbClr>
+          </w14:shadow>
+          <w14:textOutline w14:w="0" w14:cap="flat" w14:cmpd="sng" w14:algn="ctr">
+            <w14:noFill/>
+            <w14:prstDash w14:val="solid"/>
+            <w14:round/>
+          </w14:textOutline>
+          <w14:ligatures w14:val="none"/>
+        </w:rPr>
+        <w:t>Technical Context</w:t>
+      </w:r>
+    </w:p>
+    <w:p>
+      <w:pPr>
+        <w:jc w:val="both"/>
+        <w:rPr>
+          <w:rFonts w:ascii="Century Gothic" w:eastAsia="Times New Roman" w:hAnsi="Century Gothic" w:cs="Times New Roman"/>
+          <w:kern w:val="0"/>
+          <w:sz w:val="36"/>
+          <w:szCs w:val="36"/>
+          <w:lang w:eastAsia="en-PH"/>
+          <w14:textOutline w14:w="11112" w14:cap="flat" w14:cmpd="sng" w14:algn="ctr">
+            <w14:noFill/>
+            <w14:prstDash w14:val="solid"/>
+            <w14:round/>
+          </w14:textOutline>
+          <w14:ligatures w14:val="none"/>
+        </w:rPr>
+      </w:pPr>
+      <w:r>
+        <w:rPr>
+          <w:rFonts w:ascii="Century Gothic" w:eastAsia="Times New Roman" w:hAnsi="Century Gothic" w:cs="Courier New"/>
+          <w:kern w:val="0"/>
+          <w:sz w:val="20"/>
+          <w:szCs w:val="20"/>
+          <w:lang w:eastAsia="en-PH"/>
+          <w14:ligatures w14:val="none"/>
+        </w:rPr>
+        <w:t xml:space="preserve">This limitation arises from Apple’s restrictive development ecosystem. Supporting push notifications on iOS requires enrollment in the Apple Developer Program, as well as the configuration of Apple Push Notification Service (APNs) certificates. Additionally, background location tracking on iOS involves different permission models and background execution requirements that are not currently implemented in the </w:t>
+      </w:r>
+      <w:proofErr w:type="spellStart"/>
+      <w:r>
+        <w:rPr>
+          <w:rFonts w:ascii="Century Gothic" w:eastAsia="Times New Roman" w:hAnsi="Century Gothic" w:cs="Courier New"/>
+          <w:kern w:val="0"/>
+          <w:sz w:val="20"/>
+          <w:szCs w:val="20"/>
+          <w:lang w:eastAsia="en-PH"/>
+          <w14:ligatures w14:val="none"/>
+        </w:rPr>
+        <w:t>HotSOS</w:t>
+      </w:r>
+      <w:proofErr w:type="spellEnd"/>
+      <w:r>
+        <w:rPr>
+          <w:rFonts w:ascii="Century Gothic" w:eastAsia="Times New Roman" w:hAnsi="Century Gothic" w:cs="Courier New"/>
+          <w:kern w:val="0"/>
+          <w:sz w:val="20"/>
+          <w:szCs w:val="20"/>
+          <w:lang w:eastAsia="en-PH"/>
+          <w14:ligatures w14:val="none"/>
+        </w:rPr>
+        <w:t xml:space="preserve"> system architecture.</w:t>
+      </w:r>
+    </w:p>
+    <w:p>
+      <w:pPr>
         <w:jc w:val="both"/>
         <w:rPr>
           <w:rFonts w:ascii="Century Gothic" w:hAnsi="Century Gothic"/>
@@ -6761,6 +8581,155 @@
 <file path=word/numbering.xml><?xml version="1.0" encoding="utf-8"?>
 <w:numbering xmlns:wpc="http://schemas.microsoft.com/office/word/2010/wordprocessingCanvas" xmlns:cx="http://schemas.microsoft.com/office/drawing/2014/chartex" xmlns:cx1="http://schemas.microsoft.com/office/drawing/2015/9/8/chartex" xmlns:cx2="http://schemas.microsoft.com/office/drawing/2015/10/21/chartex" xmlns:cx3="http://schemas.microsoft.com/office/drawing/2016/5/9/chartex" xmlns:cx4="http://schemas.microsoft.com/office/drawing/2016/5/10/chartex" xmlns:cx5="http://schemas.microsoft.com/office/drawing/2016/5/11/chartex" xmlns:cx6="http://schemas.microsoft.com/office/drawing/2016/5/12/chartex" xmlns:cx7="http://schemas.microsoft.com/office/drawing/2016/5/13/chartex" xmlns:cx8="http://schemas.microsoft.com/office/drawing/2016/5/14/chartex" xmlns:mc="http://schemas.openxmlformats.org/markup-compatibility/2006" xmlns:aink="http://schemas.microsoft.com/office/drawing/2016/ink" xmlns:am3d="http://schemas.microsoft.com/office/drawing/2017/model3d" xmlns:o="urn:schemas-microsoft-com:office:office" xmlns:oel="http://schemas.microsoft.com/office/2019/extlst" xmlns:r="http://schemas.openxmlformats.org/officeDocument/2006/relationships" xmlns:m="http://schemas.openxmlformats.org/officeDocument/2006/math" xmlns:v="urn:schemas-microsoft-com:vml" xmlns:wp14="http://schemas.microsoft.com/office/word/2010/wordprocessingDrawing" xmlns:wp="http://schemas.openxmlformats.org/drawingml/2006/wordprocessingDrawing" xmlns:w10="urn:schemas-microsoft-com:office:word" xmlns:w="http://schemas.openxmlformats.org/wordprocessingml/2006/main" xmlns:w14="http://schemas.microsoft.com/office/word/2010/wordml" xmlns:w15="http://schemas.microsoft.com/office/word/2012/wordml" xmlns:w16cex="http://schemas.microsoft.com/office/word/2018/wordml/cex" xmlns:w16cid="http://schemas.microsoft.com/office/word/2016/wordml/cid" xmlns:w16="http://schemas.microsoft.com/office/word/2018/wordml" xmlns:w16du="http://schemas.microsoft.com/office/word/2023/wordml/word16du" xmlns:w16sdtdh="http://schemas.microsoft.com/office/word/2020/wordml/sdtdatahash" xmlns:w16sdtfl="http://schemas.microsoft.com/office/word/2024/wordml/sdtformatlock" xmlns:w16se="http://schemas.microsoft.com/office/word/2015/wordml/symex" xmlns:wpg="http://schemas.microsoft.com/office/word/2010/wordprocessingGroup" xmlns:wpi="http://schemas.microsoft.com/office/word/2010/wordprocessingInk" xmlns:wne="http://schemas.microsoft.com/office/word/2006/wordml" xmlns:wps="http://schemas.microsoft.com/office/word/2010/wordprocessingShape" mc:Ignorable="w14 w15 w16se w16cid w16 w16cex w16sdtdh w16sdtfl w16du wp14">
   <w:abstractNum w:abstractNumId="0" w15:restartNumberingAfterBreak="0">
+    <w:nsid w:val="0312759E"/>
+    <w:multiLevelType w:val="multilevel"/>
+    <w:tmpl w:val="E2F6AFBE"/>
+    <w:lvl w:ilvl="0">
+      <w:start w:val="1"/>
+      <w:numFmt w:val="bullet"/>
+      <w:lvlText w:val=""/>
+      <w:lvlJc w:val="left"/>
+      <w:pPr>
+        <w:tabs>
+          <w:tab w:val="num" w:pos="720"/>
+        </w:tabs>
+        <w:ind w:left="720" w:hanging="360"/>
+      </w:pPr>
+      <w:rPr>
+        <w:rFonts w:ascii="Symbol" w:hAnsi="Symbol" w:hint="default"/>
+        <w:sz w:val="20"/>
+      </w:rPr>
+    </w:lvl>
+    <w:lvl w:ilvl="1" w:tentative="1">
+      <w:start w:val="1"/>
+      <w:numFmt w:val="bullet"/>
+      <w:lvlText w:val="o"/>
+      <w:lvlJc w:val="left"/>
+      <w:pPr>
+        <w:tabs>
+          <w:tab w:val="num" w:pos="1440"/>
+        </w:tabs>
+        <w:ind w:left="1440" w:hanging="360"/>
+      </w:pPr>
+      <w:rPr>
+        <w:rFonts w:ascii="Courier New" w:hAnsi="Courier New" w:hint="default"/>
+        <w:sz w:val="20"/>
+      </w:rPr>
+    </w:lvl>
+    <w:lvl w:ilvl="2" w:tentative="1">
+      <w:start w:val="1"/>
+      <w:numFmt w:val="bullet"/>
+      <w:lvlText w:val=""/>
+      <w:lvlJc w:val="left"/>
+      <w:pPr>
+        <w:tabs>
+          <w:tab w:val="num" w:pos="2160"/>
+        </w:tabs>
+        <w:ind w:left="2160" w:hanging="360"/>
+      </w:pPr>
+      <w:rPr>
+        <w:rFonts w:ascii="Wingdings" w:hAnsi="Wingdings" w:hint="default"/>
+        <w:sz w:val="20"/>
+      </w:rPr>
+    </w:lvl>
+    <w:lvl w:ilvl="3" w:tentative="1">
+      <w:start w:val="1"/>
+      <w:numFmt w:val="bullet"/>
+      <w:lvlText w:val=""/>
+      <w:lvlJc w:val="left"/>
+      <w:pPr>
+        <w:tabs>
+          <w:tab w:val="num" w:pos="2880"/>
+        </w:tabs>
+        <w:ind w:left="2880" w:hanging="360"/>
+      </w:pPr>
+      <w:rPr>
+        <w:rFonts w:ascii="Wingdings" w:hAnsi="Wingdings" w:hint="default"/>
+        <w:sz w:val="20"/>
+      </w:rPr>
+    </w:lvl>
+    <w:lvl w:ilvl="4" w:tentative="1">
+      <w:start w:val="1"/>
+      <w:numFmt w:val="bullet"/>
+      <w:lvlText w:val=""/>
+      <w:lvlJc w:val="left"/>
+      <w:pPr>
+        <w:tabs>
+          <w:tab w:val="num" w:pos="3600"/>
+        </w:tabs>
+        <w:ind w:left="3600" w:hanging="360"/>
+      </w:pPr>
+      <w:rPr>
+        <w:rFonts w:ascii="Wingdings" w:hAnsi="Wingdings" w:hint="default"/>
+        <w:sz w:val="20"/>
+      </w:rPr>
+    </w:lvl>
+    <w:lvl w:ilvl="5" w:tentative="1">
+      <w:start w:val="1"/>
+      <w:numFmt w:val="bullet"/>
+      <w:lvlText w:val=""/>
+      <w:lvlJc w:val="left"/>
+      <w:pPr>
+        <w:tabs>
+          <w:tab w:val="num" w:pos="4320"/>
+        </w:tabs>
+        <w:ind w:left="4320" w:hanging="360"/>
+      </w:pPr>
+      <w:rPr>
+        <w:rFonts w:ascii="Wingdings" w:hAnsi="Wingdings" w:hint="default"/>
+        <w:sz w:val="20"/>
+      </w:rPr>
+    </w:lvl>
+    <w:lvl w:ilvl="6" w:tentative="1">
+      <w:start w:val="1"/>
+      <w:numFmt w:val="bullet"/>
+      <w:lvlText w:val=""/>
+      <w:lvlJc w:val="left"/>
+      <w:pPr>
+        <w:tabs>
+          <w:tab w:val="num" w:pos="5040"/>
+        </w:tabs>
+        <w:ind w:left="5040" w:hanging="360"/>
+      </w:pPr>
+      <w:rPr>
+        <w:rFonts w:ascii="Wingdings" w:hAnsi="Wingdings" w:hint="default"/>
+        <w:sz w:val="20"/>
+      </w:rPr>
+    </w:lvl>
+    <w:lvl w:ilvl="7" w:tentative="1">
+      <w:start w:val="1"/>
+      <w:numFmt w:val="bullet"/>
+      <w:lvlText w:val=""/>
+      <w:lvlJc w:val="left"/>
+      <w:pPr>
+        <w:tabs>
+          <w:tab w:val="num" w:pos="5760"/>
+        </w:tabs>
+        <w:ind w:left="5760" w:hanging="360"/>
+      </w:pPr>
+      <w:rPr>
+        <w:rFonts w:ascii="Wingdings" w:hAnsi="Wingdings" w:hint="default"/>
+        <w:sz w:val="20"/>
+      </w:rPr>
+    </w:lvl>
+    <w:lvl w:ilvl="8" w:tentative="1">
+      <w:start w:val="1"/>
+      <w:numFmt w:val="bullet"/>
+      <w:lvlText w:val=""/>
+      <w:lvlJc w:val="left"/>
+      <w:pPr>
+        <w:tabs>
+          <w:tab w:val="num" w:pos="6480"/>
+        </w:tabs>
+        <w:ind w:left="6480" w:hanging="360"/>
+      </w:pPr>
+      <w:rPr>
+        <w:rFonts w:ascii="Wingdings" w:hAnsi="Wingdings" w:hint="default"/>
+        <w:sz w:val="20"/>
+      </w:rPr>
+    </w:lvl>
+  </w:abstractNum>
+  <w:abstractNum w:abstractNumId="1" w15:restartNumberingAfterBreak="0">
     <w:nsid w:val="174315C5"/>
     <w:multiLevelType w:val="multilevel"/>
     <w:tmpl w:val="9E886466"/>
@@ -6909,7 +8878,7 @@
       </w:rPr>
     </w:lvl>
   </w:abstractNum>
-  <w:abstractNum w:abstractNumId="1" w15:restartNumberingAfterBreak="0">
+  <w:abstractNum w:abstractNumId="2" w15:restartNumberingAfterBreak="0">
     <w:nsid w:val="1C2F61E5"/>
     <w:multiLevelType w:val="multilevel"/>
     <w:tmpl w:val="CB621206"/>
@@ -7058,7 +9027,7 @@
       </w:rPr>
     </w:lvl>
   </w:abstractNum>
-  <w:abstractNum w:abstractNumId="2" w15:restartNumberingAfterBreak="0">
+  <w:abstractNum w:abstractNumId="3" w15:restartNumberingAfterBreak="0">
     <w:nsid w:val="1F48385E"/>
     <w:multiLevelType w:val="multilevel"/>
     <w:tmpl w:val="51DCB738"/>
@@ -7207,7 +9176,7 @@
       </w:rPr>
     </w:lvl>
   </w:abstractNum>
-  <w:abstractNum w:abstractNumId="3" w15:restartNumberingAfterBreak="0">
+  <w:abstractNum w:abstractNumId="4" w15:restartNumberingAfterBreak="0">
     <w:nsid w:val="23B17FF3"/>
     <w:multiLevelType w:val="multilevel"/>
     <w:tmpl w:val="B53A2982"/>
@@ -7356,7 +9325,7 @@
       </w:rPr>
     </w:lvl>
   </w:abstractNum>
-  <w:abstractNum w:abstractNumId="4" w15:restartNumberingAfterBreak="0">
+  <w:abstractNum w:abstractNumId="5" w15:restartNumberingAfterBreak="0">
     <w:nsid w:val="274248C5"/>
     <w:multiLevelType w:val="multilevel"/>
     <w:tmpl w:val="08A86576"/>
@@ -7505,7 +9474,7 @@
       </w:rPr>
     </w:lvl>
   </w:abstractNum>
-  <w:abstractNum w:abstractNumId="5" w15:restartNumberingAfterBreak="0">
+  <w:abstractNum w:abstractNumId="6" w15:restartNumberingAfterBreak="0">
     <w:nsid w:val="290D1BF8"/>
     <w:multiLevelType w:val="multilevel"/>
     <w:tmpl w:val="53CAF214"/>
@@ -7654,7 +9623,7 @@
       </w:rPr>
     </w:lvl>
   </w:abstractNum>
-  <w:abstractNum w:abstractNumId="6" w15:restartNumberingAfterBreak="0">
+  <w:abstractNum w:abstractNumId="7" w15:restartNumberingAfterBreak="0">
     <w:nsid w:val="43025B80"/>
     <w:multiLevelType w:val="multilevel"/>
     <w:tmpl w:val="00C27E74"/>
@@ -7803,7 +9772,120 @@
       </w:rPr>
     </w:lvl>
   </w:abstractNum>
-  <w:abstractNum w:abstractNumId="7" w15:restartNumberingAfterBreak="0">
+  <w:abstractNum w:abstractNumId="8" w15:restartNumberingAfterBreak="0">
+    <w:nsid w:val="4DCE2AEE"/>
+    <w:multiLevelType w:val="hybridMultilevel"/>
+    <w:tmpl w:val="4CC44D9E"/>
+    <w:lvl w:ilvl="0" w:tplc="34090001">
+      <w:start w:val="1"/>
+      <w:numFmt w:val="bullet"/>
+      <w:lvlText w:val=""/>
+      <w:lvlJc w:val="left"/>
+      <w:pPr>
+        <w:ind w:left="720" w:hanging="360"/>
+      </w:pPr>
+      <w:rPr>
+        <w:rFonts w:ascii="Symbol" w:hAnsi="Symbol" w:hint="default"/>
+      </w:rPr>
+    </w:lvl>
+    <w:lvl w:ilvl="1" w:tplc="34090003" w:tentative="1">
+      <w:start w:val="1"/>
+      <w:numFmt w:val="bullet"/>
+      <w:lvlText w:val="o"/>
+      <w:lvlJc w:val="left"/>
+      <w:pPr>
+        <w:ind w:left="1440" w:hanging="360"/>
+      </w:pPr>
+      <w:rPr>
+        <w:rFonts w:ascii="Courier New" w:hAnsi="Courier New" w:cs="Courier New" w:hint="default"/>
+      </w:rPr>
+    </w:lvl>
+    <w:lvl w:ilvl="2" w:tplc="34090005" w:tentative="1">
+      <w:start w:val="1"/>
+      <w:numFmt w:val="bullet"/>
+      <w:lvlText w:val=""/>
+      <w:lvlJc w:val="left"/>
+      <w:pPr>
+        <w:ind w:left="2160" w:hanging="360"/>
+      </w:pPr>
+      <w:rPr>
+        <w:rFonts w:ascii="Wingdings" w:hAnsi="Wingdings" w:hint="default"/>
+      </w:rPr>
+    </w:lvl>
+    <w:lvl w:ilvl="3" w:tplc="34090001" w:tentative="1">
+      <w:start w:val="1"/>
+      <w:numFmt w:val="bullet"/>
+      <w:lvlText w:val=""/>
+      <w:lvlJc w:val="left"/>
+      <w:pPr>
+        <w:ind w:left="2880" w:hanging="360"/>
+      </w:pPr>
+      <w:rPr>
+        <w:rFonts w:ascii="Symbol" w:hAnsi="Symbol" w:hint="default"/>
+      </w:rPr>
+    </w:lvl>
+    <w:lvl w:ilvl="4" w:tplc="34090003" w:tentative="1">
+      <w:start w:val="1"/>
+      <w:numFmt w:val="bullet"/>
+      <w:lvlText w:val="o"/>
+      <w:lvlJc w:val="left"/>
+      <w:pPr>
+        <w:ind w:left="3600" w:hanging="360"/>
+      </w:pPr>
+      <w:rPr>
+        <w:rFonts w:ascii="Courier New" w:hAnsi="Courier New" w:cs="Courier New" w:hint="default"/>
+      </w:rPr>
+    </w:lvl>
+    <w:lvl w:ilvl="5" w:tplc="34090005" w:tentative="1">
+      <w:start w:val="1"/>
+      <w:numFmt w:val="bullet"/>
+      <w:lvlText w:val=""/>
+      <w:lvlJc w:val="left"/>
+      <w:pPr>
+        <w:ind w:left="4320" w:hanging="360"/>
+      </w:pPr>
+      <w:rPr>
+        <w:rFonts w:ascii="Wingdings" w:hAnsi="Wingdings" w:hint="default"/>
+      </w:rPr>
+    </w:lvl>
+    <w:lvl w:ilvl="6" w:tplc="34090001" w:tentative="1">
+      <w:start w:val="1"/>
+      <w:numFmt w:val="bullet"/>
+      <w:lvlText w:val=""/>
+      <w:lvlJc w:val="left"/>
+      <w:pPr>
+        <w:ind w:left="5040" w:hanging="360"/>
+      </w:pPr>
+      <w:rPr>
+        <w:rFonts w:ascii="Symbol" w:hAnsi="Symbol" w:hint="default"/>
+      </w:rPr>
+    </w:lvl>
+    <w:lvl w:ilvl="7" w:tplc="34090003" w:tentative="1">
+      <w:start w:val="1"/>
+      <w:numFmt w:val="bullet"/>
+      <w:lvlText w:val="o"/>
+      <w:lvlJc w:val="left"/>
+      <w:pPr>
+        <w:ind w:left="5760" w:hanging="360"/>
+      </w:pPr>
+      <w:rPr>
+        <w:rFonts w:ascii="Courier New" w:hAnsi="Courier New" w:cs="Courier New" w:hint="default"/>
+      </w:rPr>
+    </w:lvl>
+    <w:lvl w:ilvl="8" w:tplc="34090005" w:tentative="1">
+      <w:start w:val="1"/>
+      <w:numFmt w:val="bullet"/>
+      <w:lvlText w:val=""/>
+      <w:lvlJc w:val="left"/>
+      <w:pPr>
+        <w:ind w:left="6480" w:hanging="360"/>
+      </w:pPr>
+      <w:rPr>
+        <w:rFonts w:ascii="Wingdings" w:hAnsi="Wingdings" w:hint="default"/>
+      </w:rPr>
+    </w:lvl>
+  </w:abstractNum>
+  <w:abstractNum w:abstractNumId="9" w15:restartNumberingAfterBreak="0">
     <w:nsid w:val="50EA5CD9"/>
     <w:multiLevelType w:val="multilevel"/>
     <w:tmpl w:val="78B091FC"/>
@@ -7952,7 +10034,7 @@
       </w:rPr>
     </w:lvl>
   </w:abstractNum>
-  <w:abstractNum w:abstractNumId="8" w15:restartNumberingAfterBreak="0">
+  <w:abstractNum w:abstractNumId="10" w15:restartNumberingAfterBreak="0">
     <w:nsid w:val="55196ECE"/>
     <w:multiLevelType w:val="multilevel"/>
     <w:tmpl w:val="29CAB562"/>
@@ -8101,7 +10183,7 @@
       </w:rPr>
     </w:lvl>
   </w:abstractNum>
-  <w:abstractNum w:abstractNumId="9" w15:restartNumberingAfterBreak="0">
+  <w:abstractNum w:abstractNumId="11" w15:restartNumberingAfterBreak="0">
     <w:nsid w:val="5DEB4899"/>
     <w:multiLevelType w:val="multilevel"/>
     <w:tmpl w:val="A6B02A42"/>
@@ -8250,7 +10332,7 @@
       </w:rPr>
     </w:lvl>
   </w:abstractNum>
-  <w:abstractNum w:abstractNumId="10" w15:restartNumberingAfterBreak="0">
+  <w:abstractNum w:abstractNumId="12" w15:restartNumberingAfterBreak="0">
     <w:nsid w:val="6B2C4C8C"/>
     <w:multiLevelType w:val="multilevel"/>
     <w:tmpl w:val="C3701180"/>
@@ -8363,7 +10445,7 @@
       </w:pPr>
     </w:lvl>
   </w:abstractNum>
-  <w:abstractNum w:abstractNumId="11" w15:restartNumberingAfterBreak="0">
+  <w:abstractNum w:abstractNumId="13" w15:restartNumberingAfterBreak="0">
     <w:nsid w:val="6BDD429B"/>
     <w:multiLevelType w:val="multilevel"/>
     <w:tmpl w:val="CC4879B4"/>
@@ -8512,7 +10594,7 @@
       </w:rPr>
     </w:lvl>
   </w:abstractNum>
-  <w:abstractNum w:abstractNumId="12" w15:restartNumberingAfterBreak="0">
+  <w:abstractNum w:abstractNumId="14" w15:restartNumberingAfterBreak="0">
     <w:nsid w:val="79213815"/>
     <w:multiLevelType w:val="multilevel"/>
     <w:tmpl w:val="66CC1A92"/>
@@ -8662,43 +10744,49 @@
     </w:lvl>
   </w:abstractNum>
   <w:num w:numId="1" w16cid:durableId="296691218">
+    <w:abstractNumId w:val="1"/>
+  </w:num>
+  <w:num w:numId="2" w16cid:durableId="1953710960">
+    <w:abstractNumId w:val="5"/>
+  </w:num>
+  <w:num w:numId="3" w16cid:durableId="953488140">
+    <w:abstractNumId w:val="13"/>
+  </w:num>
+  <w:num w:numId="4" w16cid:durableId="1644039413">
+    <w:abstractNumId w:val="14"/>
+  </w:num>
+  <w:num w:numId="5" w16cid:durableId="134950125">
+    <w:abstractNumId w:val="10"/>
+  </w:num>
+  <w:num w:numId="6" w16cid:durableId="1457067596">
+    <w:abstractNumId w:val="6"/>
+  </w:num>
+  <w:num w:numId="7" w16cid:durableId="1480197192">
+    <w:abstractNumId w:val="4"/>
+  </w:num>
+  <w:num w:numId="8" w16cid:durableId="1070888336">
+    <w:abstractNumId w:val="11"/>
+  </w:num>
+  <w:num w:numId="9" w16cid:durableId="1422724564">
+    <w:abstractNumId w:val="12"/>
+  </w:num>
+  <w:num w:numId="10" w16cid:durableId="1124931593">
+    <w:abstractNumId w:val="3"/>
+  </w:num>
+  <w:num w:numId="11" w16cid:durableId="1826896053">
+    <w:abstractNumId w:val="9"/>
+  </w:num>
+  <w:num w:numId="12" w16cid:durableId="1693148143">
+    <w:abstractNumId w:val="7"/>
+  </w:num>
+  <w:num w:numId="13" w16cid:durableId="1958636738">
+    <w:abstractNumId w:val="2"/>
+  </w:num>
+  <w:num w:numId="14" w16cid:durableId="1132210026">
     <w:abstractNumId w:val="0"/>
   </w:num>
-  <w:num w:numId="2" w16cid:durableId="1953710960">
-    <w:abstractNumId w:val="4"/>
-  </w:num>
-  <w:num w:numId="3" w16cid:durableId="953488140">
-    <w:abstractNumId w:val="11"/>
-  </w:num>
-  <w:num w:numId="4" w16cid:durableId="1644039413">
-    <w:abstractNumId w:val="12"/>
-  </w:num>
-  <w:num w:numId="5" w16cid:durableId="134950125">
+  <w:num w:numId="15" w16cid:durableId="153305457">
     <w:abstractNumId w:val="8"/>
-  </w:num>
-  <w:num w:numId="6" w16cid:durableId="1457067596">
-    <w:abstractNumId w:val="5"/>
-  </w:num>
-  <w:num w:numId="7" w16cid:durableId="1480197192">
-    <w:abstractNumId w:val="3"/>
-  </w:num>
-  <w:num w:numId="8" w16cid:durableId="1070888336">
-    <w:abstractNumId w:val="9"/>
-  </w:num>
-  <w:num w:numId="9" w16cid:durableId="1422724564">
-    <w:abstractNumId w:val="10"/>
-  </w:num>
-  <w:num w:numId="10" w16cid:durableId="1124931593">
-    <w:abstractNumId w:val="2"/>
-  </w:num>
-  <w:num w:numId="11" w16cid:durableId="1826896053">
-    <w:abstractNumId w:val="7"/>
-  </w:num>
-  <w:num w:numId="12" w16cid:durableId="1693148143">
-    <w:abstractNumId w:val="6"/>
-  </w:num>
-  <w:num w:numId="13" w16cid:durableId="1958636738">
-    <w:abstractNumId w:val="1"/>
   </w:num>
 </w:numbering>
 </file>
@@ -9103,6 +11191,7 @@
   <w:style w:type="paragraph" w:default="1" w:styleId="Normal">
     <w:name w:val="Normal"/>
     <w:qFormat/>
+    <w:rsid w:val="0084422E"/>
   </w:style>
   <w:style w:type="paragraph" w:styleId="Heading1">
     <w:name w:val="heading 1"/>
@@ -9306,6 +11395,7 @@
   <w:style w:type="character" w:default="1" w:styleId="DefaultParagraphFont">
     <w:name w:val="Default Paragraph Font"/>
     <w:uiPriority w:val="1"/>
+    <w:semiHidden/>
     <w:unhideWhenUsed/>
   </w:style>
   <w:style w:type="table" w:default="1" w:styleId="TableNormal">
